--- a/Unity_Kit/contents/Module07_PerformanceOptimizationAndProgrammingTechniques/Lab08_VertexBufferObjects/Lab08_VertexBufferObjects.docx
+++ b/Unity_Kit/contents/Module07_PerformanceOptimizationAndProgrammingTechniques/Lab08_VertexBufferObjects/Lab08_VertexBufferObjects.docx
@@ -1,6 +1,6 @@
 
 <file path=word/document.xml><?xml version="1.0" encoding="utf-8"?>
-<w:document xmlns:wpc="http://schemas.microsoft.com/office/word/2010/wordprocessingCanvas" xmlns:cx="http://schemas.microsoft.com/office/drawing/2014/chartex" xmlns:cx1="http://schemas.microsoft.com/office/drawing/2015/9/8/chartex" xmlns:cx2="http://schemas.microsoft.com/office/drawing/2015/10/21/chartex" xmlns:cx3="http://schemas.microsoft.com/office/drawing/2016/5/9/chartex" xmlns:cx4="http://schemas.microsoft.com/office/drawing/2016/5/10/chartex" xmlns:cx5="http://schemas.microsoft.com/office/drawing/2016/5/11/chartex" xmlns:cx6="http://schemas.microsoft.com/office/drawing/2016/5/12/chartex" xmlns:cx7="http://schemas.microsoft.com/office/drawing/2016/5/13/chartex" xmlns:cx8="http://schemas.microsoft.com/office/drawing/2016/5/14/chartex" xmlns:mc="http://schemas.openxmlformats.org/markup-compatibility/2006" xmlns:aink="http://schemas.microsoft.com/office/drawing/2016/ink" xmlns:am3d="http://schemas.microsoft.com/office/drawing/2017/model3d" xmlns:o="urn:schemas-microsoft-com:office:office" xmlns:r="http://schemas.openxmlformats.org/officeDocument/2006/relationships" xmlns:m="http://schemas.openxmlformats.org/officeDocument/2006/math" xmlns:v="urn:schemas-microsoft-com:vml" xmlns:wp14="http://schemas.microsoft.com/office/word/2010/wordprocessingDrawing" xmlns:wp="http://schemas.openxmlformats.org/drawingml/2006/wordprocessingDrawing" xmlns:w10="urn:schemas-microsoft-com:office:word" xmlns:w="http://schemas.openxmlformats.org/wordprocessingml/2006/main" xmlns:w14="http://schemas.microsoft.com/office/word/2010/wordml" xmlns:w15="http://schemas.microsoft.com/office/word/2012/wordml" xmlns:w16cid="http://schemas.microsoft.com/office/word/2016/wordml/cid" xmlns:w16se="http://schemas.microsoft.com/office/word/2015/wordml/symex" xmlns:wpg="http://schemas.microsoft.com/office/word/2010/wordprocessingGroup" xmlns:wpi="http://schemas.microsoft.com/office/word/2010/wordprocessingInk" xmlns:wne="http://schemas.microsoft.com/office/word/2006/wordml" xmlns:wps="http://schemas.microsoft.com/office/word/2010/wordprocessingShape" mc:Ignorable="w14 w15 w16se w16cid wp14">
+<w:document xmlns:wpc="http://schemas.microsoft.com/office/word/2010/wordprocessingCanvas" xmlns:cx="http://schemas.microsoft.com/office/drawing/2014/chartex" xmlns:cx1="http://schemas.microsoft.com/office/drawing/2015/9/8/chartex" xmlns:cx2="http://schemas.microsoft.com/office/drawing/2015/10/21/chartex" xmlns:cx3="http://schemas.microsoft.com/office/drawing/2016/5/9/chartex" xmlns:cx4="http://schemas.microsoft.com/office/drawing/2016/5/10/chartex" xmlns:cx5="http://schemas.microsoft.com/office/drawing/2016/5/11/chartex" xmlns:cx6="http://schemas.microsoft.com/office/drawing/2016/5/12/chartex" xmlns:cx7="http://schemas.microsoft.com/office/drawing/2016/5/13/chartex" xmlns:cx8="http://schemas.microsoft.com/office/drawing/2016/5/14/chartex" xmlns:mc="http://schemas.openxmlformats.org/markup-compatibility/2006" xmlns:aink="http://schemas.microsoft.com/office/drawing/2016/ink" xmlns:am3d="http://schemas.microsoft.com/office/drawing/2017/model3d" xmlns:o="urn:schemas-microsoft-com:office:office" xmlns:oel="http://schemas.microsoft.com/office/2019/extlst" xmlns:r="http://schemas.openxmlformats.org/officeDocument/2006/relationships" xmlns:m="http://schemas.openxmlformats.org/officeDocument/2006/math" xmlns:v="urn:schemas-microsoft-com:vml" xmlns:wp14="http://schemas.microsoft.com/office/word/2010/wordprocessingDrawing" xmlns:wp="http://schemas.openxmlformats.org/drawingml/2006/wordprocessingDrawing" xmlns:w10="urn:schemas-microsoft-com:office:word" xmlns:w="http://schemas.openxmlformats.org/wordprocessingml/2006/main" xmlns:w14="http://schemas.microsoft.com/office/word/2010/wordml" xmlns:w15="http://schemas.microsoft.com/office/word/2012/wordml" xmlns:w16cex="http://schemas.microsoft.com/office/word/2018/wordml/cex" xmlns:w16cid="http://schemas.microsoft.com/office/word/2016/wordml/cid" xmlns:w16="http://schemas.microsoft.com/office/word/2018/wordml" xmlns:w16du="http://schemas.microsoft.com/office/word/2023/wordml/word16du" xmlns:w16sdtdh="http://schemas.microsoft.com/office/word/2020/wordml/sdtdatahash" xmlns:w16sdtfl="http://schemas.microsoft.com/office/word/2024/wordml/sdtformatlock" xmlns:w16se="http://schemas.microsoft.com/office/word/2015/wordml/symex" xmlns:wpg="http://schemas.microsoft.com/office/word/2010/wordprocessingGroup" xmlns:wpi="http://schemas.microsoft.com/office/word/2010/wordprocessingInk" xmlns:wne="http://schemas.microsoft.com/office/word/2006/wordml" xmlns:wps="http://schemas.microsoft.com/office/word/2010/wordprocessingShape" mc:Ignorable="w14 w15 w16se w16cid w16 w16cex w16sdtdh w16sdtfl w16du wp14">
   <w:body>
     <w:p>
       <w:pPr>
@@ -120,7 +120,19 @@
         <w:rPr>
           <w:b/>
         </w:rPr>
-        <w:t>Issue 1.0</w:t>
+        <w:t xml:space="preserve">Issue </w:t>
+      </w:r>
+      <w:r>
+        <w:rPr>
+          <w:b/>
+        </w:rPr>
+        <w:t>2</w:t>
+      </w:r>
+      <w:r>
+        <w:rPr>
+          <w:b/>
+        </w:rPr>
+        <w:t>.0</w:t>
       </w:r>
     </w:p>
     <w:p>
@@ -528,20 +540,104 @@
             <w:fldChar w:fldCharType="end"/>
           </w:r>
         </w:p>
-        <w:bookmarkStart w:id="3" w:name="_GoBack" w:displacedByCustomXml="next"/>
-        <w:bookmarkEnd w:id="3" w:displacedByCustomXml="next"/>
       </w:sdtContent>
     </w:sdt>
     <w:p>
       <w:pPr>
         <w:pStyle w:val="Heading1"/>
       </w:pPr>
-      <w:bookmarkStart w:id="4" w:name="_Toc36110329"/>
+      <w:bookmarkStart w:id="3" w:name="_Toc36110329"/>
       <w:bookmarkEnd w:id="2"/>
       <w:r>
         <w:lastRenderedPageBreak/>
         <w:t>Introduction</w:t>
       </w:r>
+      <w:bookmarkEnd w:id="3"/>
+    </w:p>
+    <w:p>
+      <w:pPr>
+        <w:jc w:val="both"/>
+      </w:pPr>
+      <w:r>
+        <w:t>As OpenGL ES is made for embedded systems such as phones</w:t>
+      </w:r>
+      <w:r>
+        <w:t xml:space="preserve"> or</w:t>
+      </w:r>
+      <w:r>
+        <w:t xml:space="preserve"> tablets</w:t>
+      </w:r>
+      <w:r>
+        <w:t>,</w:t>
+      </w:r>
+      <w:r>
+        <w:t xml:space="preserve"> one of the most important things we must consider when designing our applications</w:t>
+      </w:r>
+      <w:r>
+        <w:t xml:space="preserve"> and </w:t>
+      </w:r>
+      <w:r>
+        <w:t>graphics is bandwidth. This lab will look at “vertex buffer objects”</w:t>
+      </w:r>
+      <w:r>
+        <w:t>,</w:t>
+      </w:r>
+      <w:r>
+        <w:t xml:space="preserve"> which help reduce the </w:t>
+      </w:r>
+      <w:r>
+        <w:t>use</w:t>
+      </w:r>
+      <w:r>
+        <w:t xml:space="preserve"> </w:t>
+      </w:r>
+      <w:r>
+        <w:t>of bandwidth within our application</w:t>
+      </w:r>
+      <w:r>
+        <w:t xml:space="preserve"> and </w:t>
+      </w:r>
+      <w:r>
+        <w:t>graphics. Looking back at our previous examples, we defined attributes in main memory and then uploaded them to the GPU every frame so that the scene c</w:t>
+      </w:r>
+      <w:r>
+        <w:t>ould</w:t>
+      </w:r>
+      <w:r>
+        <w:t xml:space="preserve"> be rendered. The use of vertex buffer objects eliminates the need to upload the data to the GPU every frame and instead uploads it all at once</w:t>
+      </w:r>
+      <w:r>
+        <w:t>,</w:t>
+      </w:r>
+      <w:r>
+        <w:t xml:space="preserve"> </w:t>
+      </w:r>
+      <w:r>
+        <w:t xml:space="preserve">with the data staying </w:t>
+      </w:r>
+      <w:r>
+        <w:t>there.</w:t>
+      </w:r>
+    </w:p>
+    <w:p>
+      <w:pPr>
+        <w:jc w:val="both"/>
+      </w:pPr>
+    </w:p>
+    <w:p>
+      <w:pPr>
+        <w:pStyle w:val="Heading1"/>
+      </w:pPr>
+      <w:bookmarkStart w:id="4" w:name="_Toc36110330"/>
+      <w:r>
+        <w:t xml:space="preserve">Generating </w:t>
+      </w:r>
+      <w:r>
+        <w:t>b</w:t>
+      </w:r>
+      <w:r>
+        <w:t>uffers</w:t>
+      </w:r>
       <w:bookmarkEnd w:id="4"/>
     </w:p>
     <w:p>
@@ -549,60 +645,31 @@
         <w:jc w:val="both"/>
       </w:pPr>
       <w:r>
-        <w:t>As OpenGL ES is made for embedded systems such as phones, tablets, etc.; one of the most important things we must consider when designing our applications/graphics is bandwidth. This lab will look at “vertex buffer objects” which help reduce the usage of bandwidth within our application/graphics. Looking back at our previous examples, we have defined attributes in main memory and then uploaded them to the GPU every frame so that the scene can be rendered. The use of vertex buffer objects eliminates the need to upload the data to the GPU every frame, and instead uploads it all at once</w:t>
+        <w:t xml:space="preserve">To </w:t>
+      </w:r>
+      <w:r>
+        <w:t>begin</w:t>
+      </w:r>
+      <w:r>
+        <w:t>, we need to create some buffers that will hold our data. First</w:t>
       </w:r>
       <w:r>
         <w:t>,</w:t>
       </w:r>
       <w:r>
-        <w:t xml:space="preserve"> and it stays there.</w:t>
-      </w:r>
-    </w:p>
-    <w:p>
-      <w:pPr>
-        <w:jc w:val="both"/>
-      </w:pPr>
-    </w:p>
-    <w:p>
-      <w:pPr>
-        <w:pStyle w:val="Heading1"/>
-      </w:pPr>
-      <w:bookmarkStart w:id="5" w:name="_Toc36110330"/>
-      <w:r>
-        <w:t xml:space="preserve">Generating </w:t>
-      </w:r>
-      <w:r>
-        <w:t>b</w:t>
-      </w:r>
-      <w:r>
-        <w:t>uffers</w:t>
-      </w:r>
-      <w:bookmarkEnd w:id="5"/>
-    </w:p>
-    <w:p>
-      <w:pPr>
-        <w:jc w:val="both"/>
-      </w:pPr>
-      <w:r>
-        <w:t>To start, we need to create some buffers that will hold our data. First</w:t>
-      </w:r>
-      <w:r>
-        <w:t>,</w:t>
-      </w:r>
-      <w:r>
         <w:t xml:space="preserve"> we define two arrays of integers that hold the IDs for our buffer objects</w:t>
       </w:r>
       <w:r>
-        <w:t>:</w:t>
-      </w:r>
-      <w:r>
-        <w:t xml:space="preserve"> </w:t>
-      </w:r>
-      <w:r>
-        <w:t>o</w:t>
-      </w:r>
-      <w:r>
-        <w:t>ne of them for all the vertex</w:t>
+        <w:t>: o</w:t>
+      </w:r>
+      <w:r>
+        <w:t xml:space="preserve">ne </w:t>
+      </w:r>
+      <w:r>
+        <w:t xml:space="preserve">array </w:t>
+      </w:r>
+      <w:r>
+        <w:t>for the vertex</w:t>
       </w:r>
       <w:r>
         <w:t>-</w:t>
@@ -651,7 +718,7 @@
         <w:t>initialized</w:t>
       </w:r>
       <w:r>
-        <w:t xml:space="preserve">. We will do this by adding a new function call into our </w:t>
+        <w:t xml:space="preserve">. We will do this by adding a new function call to our </w:t>
       </w:r>
       <w:r>
         <w:rPr>
@@ -677,7 +744,10 @@
         <w:t>”</w:t>
       </w:r>
       <w:r>
-        <w:t xml:space="preserve"> function. The function needs to generate two buffers (</w:t>
+        <w:t xml:space="preserve"> function. The function needs to generate two buffers</w:t>
+      </w:r>
+      <w:r>
+        <w:t xml:space="preserve">, </w:t>
       </w:r>
       <w:proofErr w:type="gramStart"/>
       <w:r>
@@ -693,7 +763,39 @@
       </w:r>
       <w:proofErr w:type="spellEnd"/>
       <w:r>
-        <w:t>” which is what we used in the textured cube tutorial). The first parameter for the function is how many buffers we wish to create and the second parameter is a pointer to the arrays we defined that contain the IDs of our buffer objects. You will be left to write this line of code.</w:t>
+        <w:t>”</w:t>
+      </w:r>
+      <w:r>
+        <w:t>,</w:t>
+      </w:r>
+      <w:r>
+        <w:t xml:space="preserve"> which </w:t>
+      </w:r>
+      <w:r>
+        <w:t xml:space="preserve">was </w:t>
+      </w:r>
+      <w:r>
+        <w:t xml:space="preserve">used in the textured cube tutorial. The first parameter for the function is </w:t>
+      </w:r>
+      <w:r>
+        <w:t>the number of</w:t>
+      </w:r>
+      <w:r>
+        <w:t xml:space="preserve"> buffers we wish to create</w:t>
+      </w:r>
+      <w:r>
+        <w:t>,</w:t>
+      </w:r>
+      <w:r>
+        <w:t xml:space="preserve"> and the second parameter is a pointer to the arrays we </w:t>
+      </w:r>
+      <w:proofErr w:type="gramStart"/>
+      <w:r>
+        <w:t>defined</w:t>
+      </w:r>
+      <w:proofErr w:type="gramEnd"/>
+      <w:r>
+        <w:t xml:space="preserve"> that contain the IDs of our buffer objects. You will be left to write this line of code.</w:t>
       </w:r>
     </w:p>
     <w:p>
@@ -863,13 +965,45 @@
         <w:t>,</w:t>
       </w:r>
       <w:r>
-        <w:t xml:space="preserve"> we need to bind our buffers, associating the created IDs to appropriate targets. There are two different target types: “GL_ARRAY_BUFFER” and “GL_ELEMENT_ARRAY_BUFFER”, which are used for vertices and indices</w:t>
+        <w:t xml:space="preserve"> we need to bind </w:t>
+      </w:r>
+      <w:r>
+        <w:t xml:space="preserve">the </w:t>
+      </w:r>
+      <w:r>
+        <w:t xml:space="preserve">buffers, associating the </w:t>
+      </w:r>
+      <w:proofErr w:type="gramStart"/>
+      <w:r>
+        <w:t>created IDs</w:t>
+      </w:r>
+      <w:proofErr w:type="gramEnd"/>
+      <w:r>
+        <w:t xml:space="preserve"> </w:t>
+      </w:r>
+      <w:r>
+        <w:t>with</w:t>
+      </w:r>
+      <w:r>
+        <w:t xml:space="preserve"> </w:t>
+      </w:r>
+      <w:r>
+        <w:t xml:space="preserve">the </w:t>
+      </w:r>
+      <w:r>
+        <w:t>appropriate targets. There are two different target types: “GL_ARRAY_BUFFER” and “GL_ELEMENT_ARRAY_BUFFER”, which are used for vertices and indices</w:t>
       </w:r>
       <w:r>
         <w:t>,</w:t>
       </w:r>
       <w:r>
-        <w:t xml:space="preserve"> respectively. If we do not bind the buffers, OpenGL ES will assume you do not want to use vertex buffer objects and will expect the data to be uploaded each time it is required.</w:t>
+        <w:t xml:space="preserve"> respectively. If we do not bind the buffers, OpenGL ES will assume </w:t>
+      </w:r>
+      <w:r>
+        <w:t xml:space="preserve">that </w:t>
+      </w:r>
+      <w:r>
+        <w:t>you do not want to use vertex buffer objects and will expect the data to be uploaded each time it is required.</w:t>
       </w:r>
     </w:p>
     <w:p>
@@ -878,7 +1012,13 @@
         <w:jc w:val="both"/>
       </w:pPr>
       <w:r>
-        <w:t xml:space="preserve">Once our buffers are bound, space needs to be allocated to them so it can be filled with data. This is achieved using the function </w:t>
+        <w:t xml:space="preserve">Once our buffers are bound, space needs to be allocated to them so </w:t>
+      </w:r>
+      <w:r>
+        <w:t>that they</w:t>
+      </w:r>
+      <w:r>
+        <w:t xml:space="preserve"> can be filled with data. This is achieved using the function </w:t>
       </w:r>
       <w:r>
         <w:rPr>
@@ -904,7 +1044,22 @@
         <w:t>”</w:t>
       </w:r>
       <w:r>
-        <w:t xml:space="preserve"> which takes 4 parameters: the target (same one as above), the size, the data, and how it will be used. </w:t>
+        <w:t>,</w:t>
+      </w:r>
+      <w:r>
+        <w:t xml:space="preserve"> which takes </w:t>
+      </w:r>
+      <w:r>
+        <w:t>four</w:t>
+      </w:r>
+      <w:r>
+        <w:t xml:space="preserve"> parameters</w:t>
+      </w:r>
+      <w:r>
+        <w:t>. These are</w:t>
+      </w:r>
+      <w:r>
+        <w:t xml:space="preserve"> the target (as above), the size, the data, and how it will be used. </w:t>
       </w:r>
     </w:p>
     <w:p>
@@ -989,7 +1144,21 @@
           <w:rFonts w:cs="Consolas"/>
           <w:color w:val="000000"/>
         </w:rPr>
-        <w:t>You may notice a lot of these variables have not yet been defined, so we must also do that.</w:t>
+        <w:t>You may notice a lot of these variables have not yet been defined, so we must also d</w:t>
+      </w:r>
+      <w:r>
+        <w:rPr>
+          <w:rFonts w:cs="Consolas"/>
+          <w:color w:val="000000"/>
+        </w:rPr>
+        <w:t>efine these</w:t>
+      </w:r>
+      <w:r>
+        <w:rPr>
+          <w:rFonts w:cs="Consolas"/>
+          <w:color w:val="000000"/>
+        </w:rPr>
+        <w:t>.</w:t>
       </w:r>
     </w:p>
     <w:p>
@@ -1190,6 +1359,7 @@
         <w:rPr>
           <w:rFonts w:cs="Consolas"/>
         </w:rPr>
+        <w:lastRenderedPageBreak/>
         <w:t xml:space="preserve">We set </w:t>
       </w:r>
       <w:r>
@@ -1232,7 +1402,31 @@
         <w:rPr>
           <w:rFonts w:cs="Consolas"/>
         </w:rPr>
-        <w:t xml:space="preserve"> arises due to us merging the </w:t>
+        <w:t xml:space="preserve"> arises </w:t>
+      </w:r>
+      <w:r>
+        <w:rPr>
+          <w:rFonts w:cs="Consolas"/>
+        </w:rPr>
+        <w:t xml:space="preserve">because we </w:t>
+      </w:r>
+      <w:r>
+        <w:rPr>
+          <w:rFonts w:cs="Consolas"/>
+        </w:rPr>
+        <w:t>merg</w:t>
+      </w:r>
+      <w:r>
+        <w:rPr>
+          <w:rFonts w:cs="Consolas"/>
+        </w:rPr>
+        <w:t xml:space="preserve">e </w:t>
+      </w:r>
+      <w:r>
+        <w:rPr>
+          <w:rFonts w:cs="Consolas"/>
+        </w:rPr>
+        <w:t xml:space="preserve">the </w:t>
       </w:r>
       <w:r>
         <w:rPr>
@@ -1246,21 +1440,19 @@
         <w:rPr>
           <w:rFonts w:cs="Consolas"/>
         </w:rPr>
-        <w:t xml:space="preserve">(4 vertex positions for each face of the cube) with the vertex </w:t>
-      </w:r>
-      <w:proofErr w:type="spellStart"/>
+        <w:t>(</w:t>
+      </w:r>
       <w:r>
         <w:rPr>
           <w:rFonts w:cs="Consolas"/>
         </w:rPr>
-        <w:t>colour</w:t>
-      </w:r>
-      <w:proofErr w:type="spellEnd"/>
+        <w:t>four</w:t>
+      </w:r>
       <w:r>
         <w:rPr>
           <w:rFonts w:cs="Consolas"/>
         </w:rPr>
-        <w:t xml:space="preserve"> data</w:t>
+        <w:t xml:space="preserve"> vertex positions for each face of the cube) with the vertex color data</w:t>
       </w:r>
       <w:r>
         <w:rPr>
@@ -1272,21 +1464,31 @@
         <w:rPr>
           <w:rFonts w:cs="Consolas"/>
         </w:rPr>
-        <w:t xml:space="preserve"> which also has 4 values per cube face (24). This is done using “stride” which we will discuss </w:t>
-      </w:r>
-      <w:proofErr w:type="gramStart"/>
+        <w:t xml:space="preserve"> which also has </w:t>
+      </w:r>
       <w:r>
         <w:rPr>
           <w:rFonts w:cs="Consolas"/>
         </w:rPr>
-        <w:t>later on</w:t>
-      </w:r>
-      <w:proofErr w:type="gramEnd"/>
+        <w:t>four</w:t>
+      </w:r>
       <w:r>
         <w:rPr>
           <w:rFonts w:cs="Consolas"/>
         </w:rPr>
-        <w:t>.</w:t>
+        <w:t xml:space="preserve"> values per cube face (24). This is done using “stride”</w:t>
+      </w:r>
+      <w:r>
+        <w:rPr>
+          <w:rFonts w:cs="Consolas"/>
+        </w:rPr>
+        <w:t>,</w:t>
+      </w:r>
+      <w:r>
+        <w:rPr>
+          <w:rFonts w:cs="Consolas"/>
+        </w:rPr>
+        <w:t xml:space="preserve"> which we will discuss later.</w:t>
       </w:r>
     </w:p>
     <w:p>
@@ -1318,7 +1520,13 @@
         <w:rPr>
           <w:rFonts w:cs="Consolas"/>
         </w:rPr>
-        <w:t xml:space="preserve">Looking back to the </w:t>
+        <w:t xml:space="preserve">The final parameter in </w:t>
+      </w:r>
+      <w:r>
+        <w:rPr>
+          <w:rFonts w:cs="Consolas"/>
+        </w:rPr>
+        <w:t xml:space="preserve">the </w:t>
       </w:r>
       <w:r>
         <w:rPr>
@@ -1326,25 +1534,127 @@
           <w:i/>
           <w:iCs/>
         </w:rPr>
-        <w:t xml:space="preserve">“glBufferData” </w:t>
-      </w:r>
+        <w:t>“</w:t>
+      </w:r>
+      <w:proofErr w:type="spellStart"/>
       <w:r>
         <w:rPr>
           <w:rFonts w:cs="Consolas"/>
-        </w:rPr>
-        <w:t>command, the final parameter tells OpenGL ES how you intend to use the buffer. There are three possible options that this parameter could be: GL_STATIC_DRAW, GL_DYNAMIC_DRAW, and GL_STREAM_DRAW. The first allows the data to only be modified once before it is used (</w:t>
-      </w:r>
+          <w:i/>
+          <w:iCs/>
+        </w:rPr>
+        <w:t>glBufferData</w:t>
+      </w:r>
+      <w:proofErr w:type="spellEnd"/>
       <w:r>
         <w:rPr>
           <w:rFonts w:cs="Consolas"/>
-        </w:rPr>
-        <w:t>t</w:t>
+          <w:i/>
+          <w:iCs/>
+        </w:rPr>
+        <w:t xml:space="preserve">” </w:t>
       </w:r>
       <w:r>
         <w:rPr>
           <w:rFonts w:cs="Consolas"/>
         </w:rPr>
-        <w:t>his is the suitable option for us as our geometry will not change in the scene). The next option means that the data can be modified a number of times and then used a number of times. The final option allows it to be modified once and will only be used a few times.</w:t>
+        <w:t>command</w:t>
+      </w:r>
+      <w:r>
+        <w:rPr>
+          <w:rFonts w:cs="Consolas"/>
+        </w:rPr>
+        <w:t xml:space="preserve"> </w:t>
+      </w:r>
+      <w:r>
+        <w:rPr>
+          <w:rFonts w:cs="Consolas"/>
+        </w:rPr>
+        <w:t xml:space="preserve">tells OpenGL ES how you intend to use the buffer. There are three possible options </w:t>
+      </w:r>
+      <w:r>
+        <w:rPr>
+          <w:rFonts w:cs="Consolas"/>
+        </w:rPr>
+        <w:t xml:space="preserve">for </w:t>
+      </w:r>
+      <w:r>
+        <w:rPr>
+          <w:rFonts w:cs="Consolas"/>
+        </w:rPr>
+        <w:t xml:space="preserve">this parameter: GL_STATIC_DRAW, GL_DYNAMIC_DRAW, and GL_STREAM_DRAW. The first allows the data to be modified </w:t>
+      </w:r>
+      <w:r>
+        <w:rPr>
+          <w:rFonts w:cs="Consolas"/>
+        </w:rPr>
+        <w:t xml:space="preserve">only </w:t>
+      </w:r>
+      <w:r>
+        <w:rPr>
+          <w:rFonts w:cs="Consolas"/>
+        </w:rPr>
+        <w:t>once before it is used</w:t>
+      </w:r>
+      <w:r>
+        <w:rPr>
+          <w:rFonts w:cs="Consolas"/>
+        </w:rPr>
+        <w:t>.</w:t>
+      </w:r>
+      <w:r>
+        <w:rPr>
+          <w:rFonts w:cs="Consolas"/>
+        </w:rPr>
+        <w:t xml:space="preserve"> </w:t>
+      </w:r>
+      <w:r>
+        <w:rPr>
+          <w:rFonts w:cs="Consolas"/>
+        </w:rPr>
+        <w:t>T</w:t>
+      </w:r>
+      <w:r>
+        <w:rPr>
+          <w:rFonts w:cs="Consolas"/>
+        </w:rPr>
+        <w:t xml:space="preserve">his is </w:t>
+      </w:r>
+      <w:r>
+        <w:rPr>
+          <w:rFonts w:cs="Consolas"/>
+        </w:rPr>
+        <w:t>a</w:t>
+      </w:r>
+      <w:r>
+        <w:rPr>
+          <w:rFonts w:cs="Consolas"/>
+        </w:rPr>
+        <w:t xml:space="preserve"> suitable option for us</w:t>
+      </w:r>
+      <w:r>
+        <w:rPr>
+          <w:rFonts w:cs="Consolas"/>
+        </w:rPr>
+        <w:t>,</w:t>
+      </w:r>
+      <w:r>
+        <w:rPr>
+          <w:rFonts w:cs="Consolas"/>
+        </w:rPr>
+        <w:t xml:space="preserve"> as our geometry will not change in the scene. The next option means that the data can be modified a number of times and then used a number of times. The final option allows it to be modified once and will be used </w:t>
+      </w:r>
+      <w:r>
+        <w:rPr>
+          <w:rFonts w:cs="Consolas"/>
+        </w:rPr>
+        <w:t xml:space="preserve">only </w:t>
+      </w:r>
+      <w:r>
+        <w:rPr>
+          <w:rFonts w:cs="Consolas"/>
+        </w:rPr>
+        <w:t>a few times.</w:t>
       </w:r>
     </w:p>
     <w:p>
@@ -1376,7 +1686,19 @@
         <w:rPr>
           <w:rFonts w:cs="Consolas"/>
         </w:rPr>
-        <w:t xml:space="preserve">Note that we use GL_ELEMENT_ARRAY_BUFFER instead of GL_ELEMENT_BUFFER for the second call of </w:t>
+        <w:t xml:space="preserve">Note that we use GL_ELEMENT_ARRAY_BUFFER instead of GL_ELEMENT_BUFFER for the second call </w:t>
+      </w:r>
+      <w:r>
+        <w:rPr>
+          <w:rFonts w:cs="Consolas"/>
+        </w:rPr>
+        <w:t>to</w:t>
+      </w:r>
+      <w:r>
+        <w:rPr>
+          <w:rFonts w:cs="Consolas"/>
+        </w:rPr>
+        <w:t xml:space="preserve"> </w:t>
       </w:r>
       <w:r>
         <w:rPr>
@@ -1384,38 +1706,70 @@
           <w:i/>
           <w:iCs/>
         </w:rPr>
-        <w:t>“glBufferData”</w:t>
-      </w:r>
-      <w:r>
-        <w:rPr>
-          <w:rFonts w:cs="Consolas"/>
-        </w:rPr>
-        <w:t xml:space="preserve"> and also use different numbers to obtain a value for </w:t>
-      </w:r>
+        <w:t>“</w:t>
+      </w:r>
+      <w:proofErr w:type="spellStart"/>
       <w:r>
         <w:rPr>
           <w:rFonts w:cs="Consolas"/>
           <w:i/>
           <w:iCs/>
         </w:rPr>
-        <w:t>“</w:t>
-      </w:r>
-      <w:proofErr w:type="spellStart"/>
+        <w:t>glBufferData</w:t>
+      </w:r>
+      <w:proofErr w:type="spellEnd"/>
       <w:r>
         <w:rPr>
           <w:rFonts w:cs="Consolas"/>
           <w:i/>
           <w:iCs/>
         </w:rPr>
-        <w:t>elementBufferSize</w:t>
-      </w:r>
-      <w:proofErr w:type="spellEnd"/>
+        <w:t>”</w:t>
+      </w:r>
+      <w:r>
+        <w:rPr>
+          <w:rFonts w:cs="Consolas"/>
+        </w:rPr>
+        <w:t xml:space="preserve"> </w:t>
+      </w:r>
+      <w:proofErr w:type="gramStart"/>
+      <w:r>
+        <w:rPr>
+          <w:rFonts w:cs="Consolas"/>
+        </w:rPr>
+        <w:t>and also</w:t>
+      </w:r>
+      <w:proofErr w:type="gramEnd"/>
+      <w:r>
+        <w:rPr>
+          <w:rFonts w:cs="Consolas"/>
+        </w:rPr>
+        <w:t xml:space="preserve"> use different numbers to obtain a value for </w:t>
+      </w:r>
       <w:r>
         <w:rPr>
           <w:rFonts w:cs="Consolas"/>
           <w:i/>
           <w:iCs/>
         </w:rPr>
+        <w:t>“</w:t>
+      </w:r>
+      <w:proofErr w:type="spellStart"/>
+      <w:r>
+        <w:rPr>
+          <w:rFonts w:cs="Consolas"/>
+          <w:i/>
+          <w:iCs/>
+        </w:rPr>
+        <w:t>elementBufferSize</w:t>
+      </w:r>
+      <w:proofErr w:type="spellEnd"/>
+      <w:r>
+        <w:rPr>
+          <w:rFonts w:cs="Consolas"/>
+          <w:i/>
+          <w:iCs/>
+        </w:rPr>
         <w:t>”.</w:t>
       </w:r>
       <w:r>
@@ -1430,13 +1784,49 @@
           <w:b/>
           <w:bCs/>
         </w:rPr>
-        <w:t>36 * sizeof(GLushort)</w:t>
-      </w:r>
+        <w:t xml:space="preserve">36 * </w:t>
+      </w:r>
+      <w:proofErr w:type="gramStart"/>
       <w:r>
         <w:rPr>
           <w:rFonts w:cs="Consolas"/>
-        </w:rPr>
-        <w:t xml:space="preserve"> because we are drawing 12 triangles, each having 3 indices. We defined these indices as shorts.</w:t>
+          <w:b/>
+          <w:bCs/>
+        </w:rPr>
+        <w:t>sizeof(</w:t>
+      </w:r>
+      <w:proofErr w:type="gramEnd"/>
+      <w:r>
+        <w:rPr>
+          <w:rFonts w:cs="Consolas"/>
+          <w:b/>
+          <w:bCs/>
+        </w:rPr>
+        <w:t>GLushort)</w:t>
+      </w:r>
+      <w:r>
+        <w:rPr>
+          <w:rFonts w:cs="Consolas"/>
+        </w:rPr>
+        <w:t xml:space="preserve"> because we are drawing 12 triangles, each </w:t>
+      </w:r>
+      <w:r>
+        <w:rPr>
+          <w:rFonts w:cs="Consolas"/>
+        </w:rPr>
+        <w:t xml:space="preserve">with </w:t>
+      </w:r>
+      <w:r>
+        <w:rPr>
+          <w:rFonts w:cs="Consolas"/>
+        </w:rPr>
+        <w:t>three</w:t>
+      </w:r>
+      <w:r>
+        <w:rPr>
+          <w:rFonts w:cs="Consolas"/>
+        </w:rPr>
+        <w:t xml:space="preserve"> indices. We defined these indices as shorts.</w:t>
       </w:r>
     </w:p>
     <w:p>
@@ -1456,34 +1846,38 @@
       <w:pPr>
         <w:pStyle w:val="Heading1"/>
       </w:pPr>
-      <w:bookmarkStart w:id="6" w:name="_Toc36110331"/>
+      <w:bookmarkStart w:id="5" w:name="_Toc36110331"/>
       <w:r>
         <w:t>Altering the way we store data</w:t>
       </w:r>
-      <w:bookmarkEnd w:id="6"/>
+      <w:bookmarkEnd w:id="5"/>
     </w:p>
     <w:p>
       <w:pPr>
         <w:jc w:val="both"/>
       </w:pPr>
       <w:r>
-        <w:t xml:space="preserve">We need to add all of our per vertex data into one vertex buffer object. We do this by interleaving the data we put into the array. For example, if we have vertex position and </w:t>
-      </w:r>
-      <w:proofErr w:type="spellStart"/>
-      <w:r>
-        <w:t>colour</w:t>
-      </w:r>
-      <w:proofErr w:type="spellEnd"/>
-      <w:r>
-        <w:t xml:space="preserve">, we put the position values, then </w:t>
-      </w:r>
-      <w:proofErr w:type="spellStart"/>
-      <w:r>
-        <w:t>colour</w:t>
-      </w:r>
-      <w:proofErr w:type="spellEnd"/>
-      <w:r>
-        <w:t xml:space="preserve"> values, and repeat until all the data is entered. Here is the sample we will use for this tutorial:</w:t>
+        <w:t xml:space="preserve">We need to add </w:t>
+      </w:r>
+      <w:proofErr w:type="gramStart"/>
+      <w:r>
+        <w:t>all of</w:t>
+      </w:r>
+      <w:proofErr w:type="gramEnd"/>
+      <w:r>
+        <w:t xml:space="preserve"> </w:t>
+      </w:r>
+      <w:r>
+        <w:t>the</w:t>
+      </w:r>
+      <w:r>
+        <w:t xml:space="preserve"> per</w:t>
+      </w:r>
+      <w:r>
+        <w:t>-</w:t>
+      </w:r>
+      <w:r>
+        <w:t>vertex data to one vertex buffer object. We do this by interleaving the data we put into the array. For example, if we have vertex position and color, we put the position values, then color values, and repeat until all the data is entered. Here is the sample we will use for this tutorial:</w:t>
       </w:r>
     </w:p>
     <w:p>
@@ -2426,7 +2820,6 @@
           <w:sz w:val="18"/>
           <w:szCs w:val="18"/>
         </w:rPr>
-        <w:lastRenderedPageBreak/>
         <w:t xml:space="preserve">                            </w:t>
       </w:r>
       <w:r>
@@ -2458,6 +2851,7 @@
           <w:sz w:val="18"/>
           <w:szCs w:val="18"/>
         </w:rPr>
+        <w:lastRenderedPageBreak/>
         <w:t xml:space="preserve">                            </w:t>
       </w:r>
       <w:r>
@@ -3172,24 +3566,71 @@
       <w:pPr>
         <w:pStyle w:val="Heading1"/>
       </w:pPr>
-      <w:bookmarkStart w:id="7" w:name="_Toc36110332"/>
+      <w:bookmarkStart w:id="6" w:name="_Toc36110332"/>
       <w:r>
         <w:t>Altering the render function</w:t>
       </w:r>
-      <w:bookmarkEnd w:id="7"/>
+      <w:bookmarkEnd w:id="6"/>
     </w:p>
     <w:p>
       <w:pPr>
         <w:jc w:val="both"/>
       </w:pPr>
       <w:r>
-        <w:t>We now need to make some changes in the rendering function. Since we are now using vertex buffer objects</w:t>
+        <w:t>Next, w</w:t>
+      </w:r>
+      <w:r>
+        <w:t xml:space="preserve">e need to make some changes </w:t>
+      </w:r>
+      <w:proofErr w:type="gramStart"/>
+      <w:r>
+        <w:t>in</w:t>
+      </w:r>
+      <w:proofErr w:type="gramEnd"/>
+      <w:r>
+        <w:t xml:space="preserve"> the rendering function. Since we are now using vertex buffer objects</w:t>
       </w:r>
       <w:r>
         <w:t>,</w:t>
       </w:r>
       <w:r>
-        <w:t xml:space="preserve"> we do not need to send a pointer to our vertices as that data is not being used anymore. Instead, we need to change the value to an offset so it can find the data in our vertex buffer objects. Also, we need to let OpenGL know that the data is now interleaved in the array, so it can find what it needs.</w:t>
+        <w:t xml:space="preserve"> we do not need to send a pointer to our vertices</w:t>
+      </w:r>
+      <w:r>
+        <w:t>,</w:t>
+      </w:r>
+      <w:r>
+        <w:t xml:space="preserve"> as that data is no </w:t>
+      </w:r>
+      <w:r>
+        <w:t xml:space="preserve">longer </w:t>
+      </w:r>
+      <w:r>
+        <w:t xml:space="preserve">being used. Instead, we need to change the value to an offset so </w:t>
+      </w:r>
+      <w:r>
+        <w:t xml:space="preserve">that </w:t>
+      </w:r>
+      <w:r>
+        <w:t xml:space="preserve">it can find the data in our vertex buffer objects. </w:t>
+      </w:r>
+      <w:r>
+        <w:t>W</w:t>
+      </w:r>
+      <w:r>
+        <w:t xml:space="preserve">e </w:t>
+      </w:r>
+      <w:r>
+        <w:t xml:space="preserve">also </w:t>
+      </w:r>
+      <w:r>
+        <w:t>need to let OpenGL know that the data is now interleaved in the array, so</w:t>
+      </w:r>
+      <w:r>
+        <w:t xml:space="preserve"> that</w:t>
+      </w:r>
+      <w:r>
+        <w:t xml:space="preserve"> it can find what it needs.</w:t>
       </w:r>
     </w:p>
     <w:p>
@@ -3393,7 +3834,19 @@
         <w:jc w:val="both"/>
       </w:pPr>
       <w:r>
-        <w:t xml:space="preserve">The first line of this code handles our vertex positions. We put 0 as the final parameter for the function call as we are aware </w:t>
+        <w:t xml:space="preserve">The first line of this code handles our vertex positions. We put </w:t>
+      </w:r>
+      <w:r>
+        <w:t>zero</w:t>
+      </w:r>
+      <w:r>
+        <w:t xml:space="preserve"> as the final parameter for the function call</w:t>
+      </w:r>
+      <w:r>
+        <w:t>,</w:t>
+      </w:r>
+      <w:r>
+        <w:t xml:space="preserve"> as we are aware </w:t>
       </w:r>
       <w:r>
         <w:t xml:space="preserve">that </w:t>
@@ -3402,40 +3855,36 @@
         <w:t>the first element of the VBO is a vertex element</w:t>
       </w:r>
       <w:r>
-        <w:t>;</w:t>
-      </w:r>
-      <w:r>
-        <w:t xml:space="preserve"> hence, there is no need for the offset. If we look at the </w:t>
+        <w:t>. Therefore</w:t>
+      </w:r>
+      <w:r>
+        <w:t>, there is no need for the offset. If we look at the color “</w:t>
       </w:r>
       <w:proofErr w:type="spellStart"/>
       <w:r>
-        <w:t>colour</w:t>
+        <w:t>glVertexAttribPointer</w:t>
       </w:r>
       <w:proofErr w:type="spellEnd"/>
       <w:r>
-        <w:t xml:space="preserve"> “</w:t>
-      </w:r>
-      <w:proofErr w:type="spellStart"/>
-      <w:r>
-        <w:t>glVertexAttribPointer</w:t>
-      </w:r>
-      <w:proofErr w:type="spellEnd"/>
-      <w:r>
-        <w:t>” we can see that we provide the offset</w:t>
-      </w:r>
-      <w:r>
-        <w:t>;</w:t>
-      </w:r>
-      <w:r>
-        <w:t xml:space="preserve"> this is because the first element is not a </w:t>
-      </w:r>
-      <w:proofErr w:type="spellStart"/>
-      <w:r>
-        <w:t>colour</w:t>
-      </w:r>
-      <w:proofErr w:type="spellEnd"/>
-      <w:r>
-        <w:t xml:space="preserve"> element.</w:t>
+        <w:t>”</w:t>
+      </w:r>
+      <w:r>
+        <w:t>,</w:t>
+      </w:r>
+      <w:r>
+        <w:t xml:space="preserve"> we can see that we provide the offset</w:t>
+      </w:r>
+      <w:r>
+        <w:t>.</w:t>
+      </w:r>
+      <w:r>
+        <w:t xml:space="preserve"> </w:t>
+      </w:r>
+      <w:r>
+        <w:t>T</w:t>
+      </w:r>
+      <w:r>
+        <w:t>his is because the first element is not a color element.</w:t>
       </w:r>
     </w:p>
     <w:p>
@@ -3647,15 +4096,33 @@
         <w:t xml:space="preserve">3 * sizeof(GLfloat) </w:t>
       </w:r>
       <w:r>
-        <w:t xml:space="preserve">because we need to define the offset in bytes. Now there is a vertex position before the </w:t>
+        <w:t>because we need to define the offset in bytes. Now</w:t>
+      </w:r>
+      <w:r>
+        <w:t>,</w:t>
+      </w:r>
+      <w:r>
+        <w:t xml:space="preserve"> there is a vertex position before the color</w:t>
+      </w:r>
+      <w:r>
+        <w:t>,</w:t>
+      </w:r>
+      <w:r>
+        <w:t xml:space="preserve"> and each vertex position has </w:t>
+      </w:r>
+      <w:r>
+        <w:t>three</w:t>
+      </w:r>
+      <w:r>
+        <w:t xml:space="preserve"> </w:t>
       </w:r>
       <w:proofErr w:type="spellStart"/>
       <w:r>
-        <w:t>colour</w:t>
+        <w:t>GLfloat</w:t>
       </w:r>
       <w:proofErr w:type="spellEnd"/>
       <w:r>
-        <w:t xml:space="preserve"> and each vertex position has 3 GLfloat components (X, Y, Z). You will also notice the variable </w:t>
+        <w:t xml:space="preserve"> components (X, Y, Z). You will also notice the variable </w:t>
       </w:r>
       <w:r>
         <w:rPr>
@@ -3681,18 +4148,22 @@
         <w:t>”</w:t>
       </w:r>
       <w:r>
-        <w:t xml:space="preserve">; </w:t>
-      </w:r>
-      <w:r>
-        <w:t xml:space="preserve">this is basically </w:t>
-      </w:r>
-      <w:proofErr w:type="gramStart"/>
-      <w:r>
-        <w:t>a number of</w:t>
-      </w:r>
-      <w:proofErr w:type="gramEnd"/>
-      <w:r>
-        <w:t xml:space="preserve"> bytes between the first element in the first component and the first element in the next component. As we can see in the definition, the value assigned to </w:t>
+        <w:t>.</w:t>
+      </w:r>
+      <w:r>
+        <w:t xml:space="preserve"> </w:t>
+      </w:r>
+      <w:r>
+        <w:t>T</w:t>
+      </w:r>
+      <w:r>
+        <w:t xml:space="preserve">his is </w:t>
+      </w:r>
+      <w:r>
+        <w:t>the</w:t>
+      </w:r>
+      <w:r>
+        <w:t xml:space="preserve"> number of bytes between the first element in the first component and the first element in the next component. As we can see in the definition, the value assigned to </w:t>
       </w:r>
       <w:r>
         <w:rPr>
@@ -3712,17 +4183,29 @@
         <w:t>6 * sizeof(GLfloat).</w:t>
       </w:r>
       <w:r>
-        <w:t xml:space="preserve"> This is </w:t>
+        <w:t xml:space="preserve"> This is because if the value is not equal to </w:t>
+      </w:r>
+      <w:r>
+        <w:t>zero</w:t>
+      </w:r>
+      <w:r>
+        <w:t xml:space="preserve">, it should be the difference in bytes between the value of the first </w:t>
       </w:r>
       <w:r>
         <w:lastRenderedPageBreak/>
-        <w:t>because if the value is not equal to 0, it should be the difference in bytes between the value of the first element in a component, to the first element in the next component (X Y Z R G B X Y Z). As we can see</w:t>
+        <w:t>element in a component</w:t>
+      </w:r>
+      <w:r>
+        <w:t xml:space="preserve"> and</w:t>
+      </w:r>
+      <w:r>
+        <w:t xml:space="preserve"> the first element in the next component (X Y Z R G B X Y Z). As we can see</w:t>
       </w:r>
       <w:r>
         <w:t>,</w:t>
       </w:r>
       <w:r>
-        <w:t xml:space="preserve"> there is a gap of six elements between the first element of component 1 and the first element of the other position component. The colour has the same stride length.</w:t>
+        <w:t xml:space="preserve"> there is a gap of six elements between the first element of component 1 and the first element of the other position component. The color has the same stride length.</w:t>
       </w:r>
     </w:p>
     <w:p>
@@ -3821,7 +4304,13 @@
         <w:t>,</w:t>
       </w:r>
       <w:r>
-        <w:t xml:space="preserve"> so we set the offset (end parameter) to 0.</w:t>
+        <w:t xml:space="preserve"> so we set the offset (end parameter) to </w:t>
+      </w:r>
+      <w:r>
+        <w:t>zero</w:t>
+      </w:r>
+      <w:r>
+        <w:t>.</w:t>
       </w:r>
     </w:p>
     <w:p/>
@@ -3842,7 +4331,7 @@
 </file>
 
 <file path=word/endnotes.xml><?xml version="1.0" encoding="utf-8"?>
-<w:endnotes xmlns:wpc="http://schemas.microsoft.com/office/word/2010/wordprocessingCanvas" xmlns:cx="http://schemas.microsoft.com/office/drawing/2014/chartex" xmlns:cx1="http://schemas.microsoft.com/office/drawing/2015/9/8/chartex" xmlns:cx2="http://schemas.microsoft.com/office/drawing/2015/10/21/chartex" xmlns:cx3="http://schemas.microsoft.com/office/drawing/2016/5/9/chartex" xmlns:cx4="http://schemas.microsoft.com/office/drawing/2016/5/10/chartex" xmlns:cx5="http://schemas.microsoft.com/office/drawing/2016/5/11/chartex" xmlns:cx6="http://schemas.microsoft.com/office/drawing/2016/5/12/chartex" xmlns:cx7="http://schemas.microsoft.com/office/drawing/2016/5/13/chartex" xmlns:cx8="http://schemas.microsoft.com/office/drawing/2016/5/14/chartex" xmlns:mc="http://schemas.openxmlformats.org/markup-compatibility/2006" xmlns:aink="http://schemas.microsoft.com/office/drawing/2016/ink" xmlns:am3d="http://schemas.microsoft.com/office/drawing/2017/model3d" xmlns:o="urn:schemas-microsoft-com:office:office" xmlns:r="http://schemas.openxmlformats.org/officeDocument/2006/relationships" xmlns:m="http://schemas.openxmlformats.org/officeDocument/2006/math" xmlns:v="urn:schemas-microsoft-com:vml" xmlns:wp14="http://schemas.microsoft.com/office/word/2010/wordprocessingDrawing" xmlns:wp="http://schemas.openxmlformats.org/drawingml/2006/wordprocessingDrawing" xmlns:w10="urn:schemas-microsoft-com:office:word" xmlns:w="http://schemas.openxmlformats.org/wordprocessingml/2006/main" xmlns:w14="http://schemas.microsoft.com/office/word/2010/wordml" xmlns:w15="http://schemas.microsoft.com/office/word/2012/wordml" xmlns:w16cid="http://schemas.microsoft.com/office/word/2016/wordml/cid" xmlns:w16se="http://schemas.microsoft.com/office/word/2015/wordml/symex" xmlns:wpg="http://schemas.microsoft.com/office/word/2010/wordprocessingGroup" xmlns:wpi="http://schemas.microsoft.com/office/word/2010/wordprocessingInk" xmlns:wne="http://schemas.microsoft.com/office/word/2006/wordml" xmlns:wps="http://schemas.microsoft.com/office/word/2010/wordprocessingShape" mc:Ignorable="w14 w15 w16se w16cid wp14">
+<w:endnotes xmlns:wpc="http://schemas.microsoft.com/office/word/2010/wordprocessingCanvas" xmlns:cx="http://schemas.microsoft.com/office/drawing/2014/chartex" xmlns:cx1="http://schemas.microsoft.com/office/drawing/2015/9/8/chartex" xmlns:cx2="http://schemas.microsoft.com/office/drawing/2015/10/21/chartex" xmlns:cx3="http://schemas.microsoft.com/office/drawing/2016/5/9/chartex" xmlns:cx4="http://schemas.microsoft.com/office/drawing/2016/5/10/chartex" xmlns:cx5="http://schemas.microsoft.com/office/drawing/2016/5/11/chartex" xmlns:cx6="http://schemas.microsoft.com/office/drawing/2016/5/12/chartex" xmlns:cx7="http://schemas.microsoft.com/office/drawing/2016/5/13/chartex" xmlns:cx8="http://schemas.microsoft.com/office/drawing/2016/5/14/chartex" xmlns:mc="http://schemas.openxmlformats.org/markup-compatibility/2006" xmlns:aink="http://schemas.microsoft.com/office/drawing/2016/ink" xmlns:am3d="http://schemas.microsoft.com/office/drawing/2017/model3d" xmlns:o="urn:schemas-microsoft-com:office:office" xmlns:oel="http://schemas.microsoft.com/office/2019/extlst" xmlns:r="http://schemas.openxmlformats.org/officeDocument/2006/relationships" xmlns:m="http://schemas.openxmlformats.org/officeDocument/2006/math" xmlns:v="urn:schemas-microsoft-com:vml" xmlns:wp14="http://schemas.microsoft.com/office/word/2010/wordprocessingDrawing" xmlns:wp="http://schemas.openxmlformats.org/drawingml/2006/wordprocessingDrawing" xmlns:w10="urn:schemas-microsoft-com:office:word" xmlns:w="http://schemas.openxmlformats.org/wordprocessingml/2006/main" xmlns:w14="http://schemas.microsoft.com/office/word/2010/wordml" xmlns:w15="http://schemas.microsoft.com/office/word/2012/wordml" xmlns:w16cex="http://schemas.microsoft.com/office/word/2018/wordml/cex" xmlns:w16cid="http://schemas.microsoft.com/office/word/2016/wordml/cid" xmlns:w16="http://schemas.microsoft.com/office/word/2018/wordml" xmlns:w16du="http://schemas.microsoft.com/office/word/2023/wordml/word16du" xmlns:w16sdtdh="http://schemas.microsoft.com/office/word/2020/wordml/sdtdatahash" xmlns:w16sdtfl="http://schemas.microsoft.com/office/word/2024/wordml/sdtformatlock" xmlns:w16se="http://schemas.microsoft.com/office/word/2015/wordml/symex" xmlns:wpg="http://schemas.microsoft.com/office/word/2010/wordprocessingGroup" xmlns:wpi="http://schemas.microsoft.com/office/word/2010/wordprocessingInk" xmlns:wne="http://schemas.microsoft.com/office/word/2006/wordml" xmlns:wps="http://schemas.microsoft.com/office/word/2010/wordprocessingShape" mc:Ignorable="w14 w15 w16se w16cid w16 w16cex w16sdtdh w16sdtfl w16du wp14">
   <w:endnote w:type="separator" w:id="-1">
     <w:p>
       <w:pPr>
@@ -3867,7 +4356,7 @@
 </file>
 
 <file path=word/footer1.xml><?xml version="1.0" encoding="utf-8"?>
-<w:ftr xmlns:wpc="http://schemas.microsoft.com/office/word/2010/wordprocessingCanvas" xmlns:cx="http://schemas.microsoft.com/office/drawing/2014/chartex" xmlns:cx1="http://schemas.microsoft.com/office/drawing/2015/9/8/chartex" xmlns:cx2="http://schemas.microsoft.com/office/drawing/2015/10/21/chartex" xmlns:cx3="http://schemas.microsoft.com/office/drawing/2016/5/9/chartex" xmlns:cx4="http://schemas.microsoft.com/office/drawing/2016/5/10/chartex" xmlns:cx5="http://schemas.microsoft.com/office/drawing/2016/5/11/chartex" xmlns:cx6="http://schemas.microsoft.com/office/drawing/2016/5/12/chartex" xmlns:cx7="http://schemas.microsoft.com/office/drawing/2016/5/13/chartex" xmlns:cx8="http://schemas.microsoft.com/office/drawing/2016/5/14/chartex" xmlns:mc="http://schemas.openxmlformats.org/markup-compatibility/2006" xmlns:aink="http://schemas.microsoft.com/office/drawing/2016/ink" xmlns:am3d="http://schemas.microsoft.com/office/drawing/2017/model3d" xmlns:o="urn:schemas-microsoft-com:office:office" xmlns:r="http://schemas.openxmlformats.org/officeDocument/2006/relationships" xmlns:m="http://schemas.openxmlformats.org/officeDocument/2006/math" xmlns:v="urn:schemas-microsoft-com:vml" xmlns:wp14="http://schemas.microsoft.com/office/word/2010/wordprocessingDrawing" xmlns:wp="http://schemas.openxmlformats.org/drawingml/2006/wordprocessingDrawing" xmlns:w10="urn:schemas-microsoft-com:office:word" xmlns:w="http://schemas.openxmlformats.org/wordprocessingml/2006/main" xmlns:w14="http://schemas.microsoft.com/office/word/2010/wordml" xmlns:w15="http://schemas.microsoft.com/office/word/2012/wordml" xmlns:w16cid="http://schemas.microsoft.com/office/word/2016/wordml/cid" xmlns:w16se="http://schemas.microsoft.com/office/word/2015/wordml/symex" xmlns:wpg="http://schemas.microsoft.com/office/word/2010/wordprocessingGroup" xmlns:wpi="http://schemas.microsoft.com/office/word/2010/wordprocessingInk" xmlns:wne="http://schemas.microsoft.com/office/word/2006/wordml" xmlns:wps="http://schemas.microsoft.com/office/word/2010/wordprocessingShape" mc:Ignorable="w14 w15 w16se w16cid wp14">
+<w:ftr xmlns:wpc="http://schemas.microsoft.com/office/word/2010/wordprocessingCanvas" xmlns:cx="http://schemas.microsoft.com/office/drawing/2014/chartex" xmlns:cx1="http://schemas.microsoft.com/office/drawing/2015/9/8/chartex" xmlns:cx2="http://schemas.microsoft.com/office/drawing/2015/10/21/chartex" xmlns:cx3="http://schemas.microsoft.com/office/drawing/2016/5/9/chartex" xmlns:cx4="http://schemas.microsoft.com/office/drawing/2016/5/10/chartex" xmlns:cx5="http://schemas.microsoft.com/office/drawing/2016/5/11/chartex" xmlns:cx6="http://schemas.microsoft.com/office/drawing/2016/5/12/chartex" xmlns:cx7="http://schemas.microsoft.com/office/drawing/2016/5/13/chartex" xmlns:cx8="http://schemas.microsoft.com/office/drawing/2016/5/14/chartex" xmlns:mc="http://schemas.openxmlformats.org/markup-compatibility/2006" xmlns:aink="http://schemas.microsoft.com/office/drawing/2016/ink" xmlns:am3d="http://schemas.microsoft.com/office/drawing/2017/model3d" xmlns:o="urn:schemas-microsoft-com:office:office" xmlns:oel="http://schemas.microsoft.com/office/2019/extlst" xmlns:r="http://schemas.openxmlformats.org/officeDocument/2006/relationships" xmlns:m="http://schemas.openxmlformats.org/officeDocument/2006/math" xmlns:v="urn:schemas-microsoft-com:vml" xmlns:wp14="http://schemas.microsoft.com/office/word/2010/wordprocessingDrawing" xmlns:wp="http://schemas.openxmlformats.org/drawingml/2006/wordprocessingDrawing" xmlns:w10="urn:schemas-microsoft-com:office:word" xmlns:w="http://schemas.openxmlformats.org/wordprocessingml/2006/main" xmlns:w14="http://schemas.microsoft.com/office/word/2010/wordml" xmlns:w15="http://schemas.microsoft.com/office/word/2012/wordml" xmlns:w16cex="http://schemas.microsoft.com/office/word/2018/wordml/cex" xmlns:w16cid="http://schemas.microsoft.com/office/word/2016/wordml/cid" xmlns:w16="http://schemas.microsoft.com/office/word/2018/wordml" xmlns:w16du="http://schemas.microsoft.com/office/word/2023/wordml/word16du" xmlns:w16sdtdh="http://schemas.microsoft.com/office/word/2020/wordml/sdtdatahash" xmlns:w16sdtfl="http://schemas.microsoft.com/office/word/2024/wordml/sdtformatlock" xmlns:w16se="http://schemas.microsoft.com/office/word/2015/wordml/symex" xmlns:wpg="http://schemas.microsoft.com/office/word/2010/wordprocessingGroup" xmlns:wpi="http://schemas.microsoft.com/office/word/2010/wordprocessingInk" xmlns:wne="http://schemas.microsoft.com/office/word/2006/wordml" xmlns:wps="http://schemas.microsoft.com/office/word/2010/wordprocessingShape" mc:Ignorable="w14 w15 w16se w16cid w16 w16cex w16sdtdh w16sdtfl w16du wp14">
   <w:p>
     <w:pPr>
       <w:pStyle w:val="Footer"/>
@@ -3889,7 +4378,7 @@
 </file>
 
 <file path=word/footer2.xml><?xml version="1.0" encoding="utf-8"?>
-<w:ftr xmlns:wpc="http://schemas.microsoft.com/office/word/2010/wordprocessingCanvas" xmlns:cx="http://schemas.microsoft.com/office/drawing/2014/chartex" xmlns:cx1="http://schemas.microsoft.com/office/drawing/2015/9/8/chartex" xmlns:cx2="http://schemas.microsoft.com/office/drawing/2015/10/21/chartex" xmlns:cx3="http://schemas.microsoft.com/office/drawing/2016/5/9/chartex" xmlns:cx4="http://schemas.microsoft.com/office/drawing/2016/5/10/chartex" xmlns:cx5="http://schemas.microsoft.com/office/drawing/2016/5/11/chartex" xmlns:cx6="http://schemas.microsoft.com/office/drawing/2016/5/12/chartex" xmlns:cx7="http://schemas.microsoft.com/office/drawing/2016/5/13/chartex" xmlns:cx8="http://schemas.microsoft.com/office/drawing/2016/5/14/chartex" xmlns:mc="http://schemas.openxmlformats.org/markup-compatibility/2006" xmlns:aink="http://schemas.microsoft.com/office/drawing/2016/ink" xmlns:am3d="http://schemas.microsoft.com/office/drawing/2017/model3d" xmlns:o="urn:schemas-microsoft-com:office:office" xmlns:r="http://schemas.openxmlformats.org/officeDocument/2006/relationships" xmlns:m="http://schemas.openxmlformats.org/officeDocument/2006/math" xmlns:v="urn:schemas-microsoft-com:vml" xmlns:wp14="http://schemas.microsoft.com/office/word/2010/wordprocessingDrawing" xmlns:wp="http://schemas.openxmlformats.org/drawingml/2006/wordprocessingDrawing" xmlns:w10="urn:schemas-microsoft-com:office:word" xmlns:w="http://schemas.openxmlformats.org/wordprocessingml/2006/main" xmlns:w14="http://schemas.microsoft.com/office/word/2010/wordml" xmlns:w15="http://schemas.microsoft.com/office/word/2012/wordml" xmlns:w16cid="http://schemas.microsoft.com/office/word/2016/wordml/cid" xmlns:w16se="http://schemas.microsoft.com/office/word/2015/wordml/symex" xmlns:wpg="http://schemas.microsoft.com/office/word/2010/wordprocessingGroup" xmlns:wpi="http://schemas.microsoft.com/office/word/2010/wordprocessingInk" xmlns:wne="http://schemas.microsoft.com/office/word/2006/wordml" xmlns:wps="http://schemas.microsoft.com/office/word/2010/wordprocessingShape" mc:Ignorable="w14 w15 w16se w16cid wp14">
+<w:ftr xmlns:wpc="http://schemas.microsoft.com/office/word/2010/wordprocessingCanvas" xmlns:cx="http://schemas.microsoft.com/office/drawing/2014/chartex" xmlns:cx1="http://schemas.microsoft.com/office/drawing/2015/9/8/chartex" xmlns:cx2="http://schemas.microsoft.com/office/drawing/2015/10/21/chartex" xmlns:cx3="http://schemas.microsoft.com/office/drawing/2016/5/9/chartex" xmlns:cx4="http://schemas.microsoft.com/office/drawing/2016/5/10/chartex" xmlns:cx5="http://schemas.microsoft.com/office/drawing/2016/5/11/chartex" xmlns:cx6="http://schemas.microsoft.com/office/drawing/2016/5/12/chartex" xmlns:cx7="http://schemas.microsoft.com/office/drawing/2016/5/13/chartex" xmlns:cx8="http://schemas.microsoft.com/office/drawing/2016/5/14/chartex" xmlns:mc="http://schemas.openxmlformats.org/markup-compatibility/2006" xmlns:aink="http://schemas.microsoft.com/office/drawing/2016/ink" xmlns:am3d="http://schemas.microsoft.com/office/drawing/2017/model3d" xmlns:o="urn:schemas-microsoft-com:office:office" xmlns:oel="http://schemas.microsoft.com/office/2019/extlst" xmlns:r="http://schemas.openxmlformats.org/officeDocument/2006/relationships" xmlns:m="http://schemas.openxmlformats.org/officeDocument/2006/math" xmlns:v="urn:schemas-microsoft-com:vml" xmlns:wp14="http://schemas.microsoft.com/office/word/2010/wordprocessingDrawing" xmlns:wp="http://schemas.openxmlformats.org/drawingml/2006/wordprocessingDrawing" xmlns:w10="urn:schemas-microsoft-com:office:word" xmlns:w="http://schemas.openxmlformats.org/wordprocessingml/2006/main" xmlns:w14="http://schemas.microsoft.com/office/word/2010/wordml" xmlns:w15="http://schemas.microsoft.com/office/word/2012/wordml" xmlns:w16cex="http://schemas.microsoft.com/office/word/2018/wordml/cex" xmlns:w16cid="http://schemas.microsoft.com/office/word/2016/wordml/cid" xmlns:w16="http://schemas.microsoft.com/office/word/2018/wordml" xmlns:w16du="http://schemas.microsoft.com/office/word/2023/wordml/word16du" xmlns:w16sdtdh="http://schemas.microsoft.com/office/word/2020/wordml/sdtdatahash" xmlns:w16sdtfl="http://schemas.microsoft.com/office/word/2024/wordml/sdtformatlock" xmlns:w16se="http://schemas.microsoft.com/office/word/2015/wordml/symex" xmlns:wpg="http://schemas.microsoft.com/office/word/2010/wordprocessingGroup" xmlns:wpi="http://schemas.microsoft.com/office/word/2010/wordprocessingInk" xmlns:wne="http://schemas.microsoft.com/office/word/2006/wordml" xmlns:wps="http://schemas.microsoft.com/office/word/2010/wordprocessingShape" mc:Ignorable="w14 w15 w16se w16cid w16 w16cex w16sdtdh w16sdtfl w16du wp14">
   <w:sdt>
     <w:sdtPr>
       <w:id w:val="-552073365"/>
@@ -3921,7 +4410,7 @@
 </file>
 
 <file path=word/footer3.xml><?xml version="1.0" encoding="utf-8"?>
-<w:ftr xmlns:wpc="http://schemas.microsoft.com/office/word/2010/wordprocessingCanvas" xmlns:cx="http://schemas.microsoft.com/office/drawing/2014/chartex" xmlns:cx1="http://schemas.microsoft.com/office/drawing/2015/9/8/chartex" xmlns:cx2="http://schemas.microsoft.com/office/drawing/2015/10/21/chartex" xmlns:cx3="http://schemas.microsoft.com/office/drawing/2016/5/9/chartex" xmlns:cx4="http://schemas.microsoft.com/office/drawing/2016/5/10/chartex" xmlns:cx5="http://schemas.microsoft.com/office/drawing/2016/5/11/chartex" xmlns:cx6="http://schemas.microsoft.com/office/drawing/2016/5/12/chartex" xmlns:cx7="http://schemas.microsoft.com/office/drawing/2016/5/13/chartex" xmlns:cx8="http://schemas.microsoft.com/office/drawing/2016/5/14/chartex" xmlns:mc="http://schemas.openxmlformats.org/markup-compatibility/2006" xmlns:aink="http://schemas.microsoft.com/office/drawing/2016/ink" xmlns:am3d="http://schemas.microsoft.com/office/drawing/2017/model3d" xmlns:o="urn:schemas-microsoft-com:office:office" xmlns:r="http://schemas.openxmlformats.org/officeDocument/2006/relationships" xmlns:m="http://schemas.openxmlformats.org/officeDocument/2006/math" xmlns:v="urn:schemas-microsoft-com:vml" xmlns:wp14="http://schemas.microsoft.com/office/word/2010/wordprocessingDrawing" xmlns:wp="http://schemas.openxmlformats.org/drawingml/2006/wordprocessingDrawing" xmlns:w10="urn:schemas-microsoft-com:office:word" xmlns:w="http://schemas.openxmlformats.org/wordprocessingml/2006/main" xmlns:w14="http://schemas.microsoft.com/office/word/2010/wordml" xmlns:w15="http://schemas.microsoft.com/office/word/2012/wordml" xmlns:w16cid="http://schemas.microsoft.com/office/word/2016/wordml/cid" xmlns:w16se="http://schemas.microsoft.com/office/word/2015/wordml/symex" xmlns:wpg="http://schemas.microsoft.com/office/word/2010/wordprocessingGroup" xmlns:wpi="http://schemas.microsoft.com/office/word/2010/wordprocessingInk" xmlns:wne="http://schemas.microsoft.com/office/word/2006/wordml" xmlns:wps="http://schemas.microsoft.com/office/word/2010/wordprocessingShape" mc:Ignorable="w14 w15 w16se w16cid wp14">
+<w:ftr xmlns:wpc="http://schemas.microsoft.com/office/word/2010/wordprocessingCanvas" xmlns:cx="http://schemas.microsoft.com/office/drawing/2014/chartex" xmlns:cx1="http://schemas.microsoft.com/office/drawing/2015/9/8/chartex" xmlns:cx2="http://schemas.microsoft.com/office/drawing/2015/10/21/chartex" xmlns:cx3="http://schemas.microsoft.com/office/drawing/2016/5/9/chartex" xmlns:cx4="http://schemas.microsoft.com/office/drawing/2016/5/10/chartex" xmlns:cx5="http://schemas.microsoft.com/office/drawing/2016/5/11/chartex" xmlns:cx6="http://schemas.microsoft.com/office/drawing/2016/5/12/chartex" xmlns:cx7="http://schemas.microsoft.com/office/drawing/2016/5/13/chartex" xmlns:cx8="http://schemas.microsoft.com/office/drawing/2016/5/14/chartex" xmlns:mc="http://schemas.openxmlformats.org/markup-compatibility/2006" xmlns:aink="http://schemas.microsoft.com/office/drawing/2016/ink" xmlns:am3d="http://schemas.microsoft.com/office/drawing/2017/model3d" xmlns:o="urn:schemas-microsoft-com:office:office" xmlns:oel="http://schemas.microsoft.com/office/2019/extlst" xmlns:r="http://schemas.openxmlformats.org/officeDocument/2006/relationships" xmlns:m="http://schemas.openxmlformats.org/officeDocument/2006/math" xmlns:v="urn:schemas-microsoft-com:vml" xmlns:wp14="http://schemas.microsoft.com/office/word/2010/wordprocessingDrawing" xmlns:wp="http://schemas.openxmlformats.org/drawingml/2006/wordprocessingDrawing" xmlns:w10="urn:schemas-microsoft-com:office:word" xmlns:w="http://schemas.openxmlformats.org/wordprocessingml/2006/main" xmlns:w14="http://schemas.microsoft.com/office/word/2010/wordml" xmlns:w15="http://schemas.microsoft.com/office/word/2012/wordml" xmlns:w16cex="http://schemas.microsoft.com/office/word/2018/wordml/cex" xmlns:w16cid="http://schemas.microsoft.com/office/word/2016/wordml/cid" xmlns:w16="http://schemas.microsoft.com/office/word/2018/wordml" xmlns:w16du="http://schemas.microsoft.com/office/word/2023/wordml/word16du" xmlns:w16sdtdh="http://schemas.microsoft.com/office/word/2020/wordml/sdtdatahash" xmlns:w16sdtfl="http://schemas.microsoft.com/office/word/2024/wordml/sdtformatlock" xmlns:w16se="http://schemas.microsoft.com/office/word/2015/wordml/symex" xmlns:wpg="http://schemas.microsoft.com/office/word/2010/wordprocessingGroup" xmlns:wpi="http://schemas.microsoft.com/office/word/2010/wordprocessingInk" xmlns:wne="http://schemas.microsoft.com/office/word/2006/wordml" xmlns:wps="http://schemas.microsoft.com/office/word/2010/wordprocessingShape" mc:Ignorable="w14 w15 w16se w16cid w16 w16cex w16sdtdh w16sdtfl w16du wp14">
   <w:sdt>
     <w:sdtPr>
       <w:id w:val="4715308"/>
@@ -3983,7 +4472,7 @@
               <w:rPr>
                 <w:noProof/>
               </w:rPr>
-              <w:t>2020</w:t>
+              <w:t>2026</w:t>
             </w:r>
             <w:r>
               <w:fldChar w:fldCharType="end"/>
@@ -4066,7 +4555,7 @@
 </file>
 
 <file path=word/footnotes.xml><?xml version="1.0" encoding="utf-8"?>
-<w:footnotes xmlns:wpc="http://schemas.microsoft.com/office/word/2010/wordprocessingCanvas" xmlns:cx="http://schemas.microsoft.com/office/drawing/2014/chartex" xmlns:cx1="http://schemas.microsoft.com/office/drawing/2015/9/8/chartex" xmlns:cx2="http://schemas.microsoft.com/office/drawing/2015/10/21/chartex" xmlns:cx3="http://schemas.microsoft.com/office/drawing/2016/5/9/chartex" xmlns:cx4="http://schemas.microsoft.com/office/drawing/2016/5/10/chartex" xmlns:cx5="http://schemas.microsoft.com/office/drawing/2016/5/11/chartex" xmlns:cx6="http://schemas.microsoft.com/office/drawing/2016/5/12/chartex" xmlns:cx7="http://schemas.microsoft.com/office/drawing/2016/5/13/chartex" xmlns:cx8="http://schemas.microsoft.com/office/drawing/2016/5/14/chartex" xmlns:mc="http://schemas.openxmlformats.org/markup-compatibility/2006" xmlns:aink="http://schemas.microsoft.com/office/drawing/2016/ink" xmlns:am3d="http://schemas.microsoft.com/office/drawing/2017/model3d" xmlns:o="urn:schemas-microsoft-com:office:office" xmlns:r="http://schemas.openxmlformats.org/officeDocument/2006/relationships" xmlns:m="http://schemas.openxmlformats.org/officeDocument/2006/math" xmlns:v="urn:schemas-microsoft-com:vml" xmlns:wp14="http://schemas.microsoft.com/office/word/2010/wordprocessingDrawing" xmlns:wp="http://schemas.openxmlformats.org/drawingml/2006/wordprocessingDrawing" xmlns:w10="urn:schemas-microsoft-com:office:word" xmlns:w="http://schemas.openxmlformats.org/wordprocessingml/2006/main" xmlns:w14="http://schemas.microsoft.com/office/word/2010/wordml" xmlns:w15="http://schemas.microsoft.com/office/word/2012/wordml" xmlns:w16cid="http://schemas.microsoft.com/office/word/2016/wordml/cid" xmlns:w16se="http://schemas.microsoft.com/office/word/2015/wordml/symex" xmlns:wpg="http://schemas.microsoft.com/office/word/2010/wordprocessingGroup" xmlns:wpi="http://schemas.microsoft.com/office/word/2010/wordprocessingInk" xmlns:wne="http://schemas.microsoft.com/office/word/2006/wordml" xmlns:wps="http://schemas.microsoft.com/office/word/2010/wordprocessingShape" mc:Ignorable="w14 w15 w16se w16cid wp14">
+<w:footnotes xmlns:wpc="http://schemas.microsoft.com/office/word/2010/wordprocessingCanvas" xmlns:cx="http://schemas.microsoft.com/office/drawing/2014/chartex" xmlns:cx1="http://schemas.microsoft.com/office/drawing/2015/9/8/chartex" xmlns:cx2="http://schemas.microsoft.com/office/drawing/2015/10/21/chartex" xmlns:cx3="http://schemas.microsoft.com/office/drawing/2016/5/9/chartex" xmlns:cx4="http://schemas.microsoft.com/office/drawing/2016/5/10/chartex" xmlns:cx5="http://schemas.microsoft.com/office/drawing/2016/5/11/chartex" xmlns:cx6="http://schemas.microsoft.com/office/drawing/2016/5/12/chartex" xmlns:cx7="http://schemas.microsoft.com/office/drawing/2016/5/13/chartex" xmlns:cx8="http://schemas.microsoft.com/office/drawing/2016/5/14/chartex" xmlns:mc="http://schemas.openxmlformats.org/markup-compatibility/2006" xmlns:aink="http://schemas.microsoft.com/office/drawing/2016/ink" xmlns:am3d="http://schemas.microsoft.com/office/drawing/2017/model3d" xmlns:o="urn:schemas-microsoft-com:office:office" xmlns:oel="http://schemas.microsoft.com/office/2019/extlst" xmlns:r="http://schemas.openxmlformats.org/officeDocument/2006/relationships" xmlns:m="http://schemas.openxmlformats.org/officeDocument/2006/math" xmlns:v="urn:schemas-microsoft-com:vml" xmlns:wp14="http://schemas.microsoft.com/office/word/2010/wordprocessingDrawing" xmlns:wp="http://schemas.openxmlformats.org/drawingml/2006/wordprocessingDrawing" xmlns:w10="urn:schemas-microsoft-com:office:word" xmlns:w="http://schemas.openxmlformats.org/wordprocessingml/2006/main" xmlns:w14="http://schemas.microsoft.com/office/word/2010/wordml" xmlns:w15="http://schemas.microsoft.com/office/word/2012/wordml" xmlns:w16cex="http://schemas.microsoft.com/office/word/2018/wordml/cex" xmlns:w16cid="http://schemas.microsoft.com/office/word/2016/wordml/cid" xmlns:w16="http://schemas.microsoft.com/office/word/2018/wordml" xmlns:w16du="http://schemas.microsoft.com/office/word/2023/wordml/word16du" xmlns:w16sdtdh="http://schemas.microsoft.com/office/word/2020/wordml/sdtdatahash" xmlns:w16sdtfl="http://schemas.microsoft.com/office/word/2024/wordml/sdtformatlock" xmlns:w16se="http://schemas.microsoft.com/office/word/2015/wordml/symex" xmlns:wpg="http://schemas.microsoft.com/office/word/2010/wordprocessingGroup" xmlns:wpi="http://schemas.microsoft.com/office/word/2010/wordprocessingInk" xmlns:wne="http://schemas.microsoft.com/office/word/2006/wordml" xmlns:wps="http://schemas.microsoft.com/office/word/2010/wordprocessingShape" mc:Ignorable="w14 w15 w16se w16cid w16 w16cex w16sdtdh w16sdtfl w16du wp14">
   <w:footnote w:type="separator" w:id="-1">
     <w:p>
       <w:pPr>
@@ -4093,7 +4582,7 @@
 </file>
 
 <file path=word/header1.xml><?xml version="1.0" encoding="utf-8"?>
-<w:hdr xmlns:wpc="http://schemas.microsoft.com/office/word/2010/wordprocessingCanvas" xmlns:cx="http://schemas.microsoft.com/office/drawing/2014/chartex" xmlns:cx1="http://schemas.microsoft.com/office/drawing/2015/9/8/chartex" xmlns:cx2="http://schemas.microsoft.com/office/drawing/2015/10/21/chartex" xmlns:cx3="http://schemas.microsoft.com/office/drawing/2016/5/9/chartex" xmlns:cx4="http://schemas.microsoft.com/office/drawing/2016/5/10/chartex" xmlns:cx5="http://schemas.microsoft.com/office/drawing/2016/5/11/chartex" xmlns:cx6="http://schemas.microsoft.com/office/drawing/2016/5/12/chartex" xmlns:cx7="http://schemas.microsoft.com/office/drawing/2016/5/13/chartex" xmlns:cx8="http://schemas.microsoft.com/office/drawing/2016/5/14/chartex" xmlns:mc="http://schemas.openxmlformats.org/markup-compatibility/2006" xmlns:aink="http://schemas.microsoft.com/office/drawing/2016/ink" xmlns:am3d="http://schemas.microsoft.com/office/drawing/2017/model3d" xmlns:o="urn:schemas-microsoft-com:office:office" xmlns:r="http://schemas.openxmlformats.org/officeDocument/2006/relationships" xmlns:m="http://schemas.openxmlformats.org/officeDocument/2006/math" xmlns:v="urn:schemas-microsoft-com:vml" xmlns:wp14="http://schemas.microsoft.com/office/word/2010/wordprocessingDrawing" xmlns:wp="http://schemas.openxmlformats.org/drawingml/2006/wordprocessingDrawing" xmlns:w10="urn:schemas-microsoft-com:office:word" xmlns:w="http://schemas.openxmlformats.org/wordprocessingml/2006/main" xmlns:w14="http://schemas.microsoft.com/office/word/2010/wordml" xmlns:w15="http://schemas.microsoft.com/office/word/2012/wordml" xmlns:w16cid="http://schemas.microsoft.com/office/word/2016/wordml/cid" xmlns:w16se="http://schemas.microsoft.com/office/word/2015/wordml/symex" xmlns:wpg="http://schemas.microsoft.com/office/word/2010/wordprocessingGroup" xmlns:wpi="http://schemas.microsoft.com/office/word/2010/wordprocessingInk" xmlns:wne="http://schemas.microsoft.com/office/word/2006/wordml" xmlns:wps="http://schemas.microsoft.com/office/word/2010/wordprocessingShape" mc:Ignorable="w14 w15 w16se w16cid wp14">
+<w:hdr xmlns:wpc="http://schemas.microsoft.com/office/word/2010/wordprocessingCanvas" xmlns:cx="http://schemas.microsoft.com/office/drawing/2014/chartex" xmlns:cx1="http://schemas.microsoft.com/office/drawing/2015/9/8/chartex" xmlns:cx2="http://schemas.microsoft.com/office/drawing/2015/10/21/chartex" xmlns:cx3="http://schemas.microsoft.com/office/drawing/2016/5/9/chartex" xmlns:cx4="http://schemas.microsoft.com/office/drawing/2016/5/10/chartex" xmlns:cx5="http://schemas.microsoft.com/office/drawing/2016/5/11/chartex" xmlns:cx6="http://schemas.microsoft.com/office/drawing/2016/5/12/chartex" xmlns:cx7="http://schemas.microsoft.com/office/drawing/2016/5/13/chartex" xmlns:cx8="http://schemas.microsoft.com/office/drawing/2016/5/14/chartex" xmlns:mc="http://schemas.openxmlformats.org/markup-compatibility/2006" xmlns:aink="http://schemas.microsoft.com/office/drawing/2016/ink" xmlns:am3d="http://schemas.microsoft.com/office/drawing/2017/model3d" xmlns:o="urn:schemas-microsoft-com:office:office" xmlns:oel="http://schemas.microsoft.com/office/2019/extlst" xmlns:r="http://schemas.openxmlformats.org/officeDocument/2006/relationships" xmlns:m="http://schemas.openxmlformats.org/officeDocument/2006/math" xmlns:v="urn:schemas-microsoft-com:vml" xmlns:wp14="http://schemas.microsoft.com/office/word/2010/wordprocessingDrawing" xmlns:wp="http://schemas.openxmlformats.org/drawingml/2006/wordprocessingDrawing" xmlns:w10="urn:schemas-microsoft-com:office:word" xmlns:w="http://schemas.openxmlformats.org/wordprocessingml/2006/main" xmlns:w14="http://schemas.microsoft.com/office/word/2010/wordml" xmlns:w15="http://schemas.microsoft.com/office/word/2012/wordml" xmlns:w16cex="http://schemas.microsoft.com/office/word/2018/wordml/cex" xmlns:w16cid="http://schemas.microsoft.com/office/word/2016/wordml/cid" xmlns:w16="http://schemas.microsoft.com/office/word/2018/wordml" xmlns:w16du="http://schemas.microsoft.com/office/word/2023/wordml/word16du" xmlns:w16sdtdh="http://schemas.microsoft.com/office/word/2020/wordml/sdtdatahash" xmlns:w16sdtfl="http://schemas.microsoft.com/office/word/2024/wordml/sdtformatlock" xmlns:w16se="http://schemas.microsoft.com/office/word/2015/wordml/symex" xmlns:wpg="http://schemas.microsoft.com/office/word/2010/wordprocessingGroup" xmlns:wpi="http://schemas.microsoft.com/office/word/2010/wordprocessingInk" xmlns:wne="http://schemas.microsoft.com/office/word/2006/wordml" xmlns:wps="http://schemas.microsoft.com/office/word/2010/wordprocessingShape" mc:Ignorable="w14 w15 w16se w16cid w16 w16cex w16sdtdh w16sdtfl w16du wp14">
   <w:p>
     <w:pPr>
       <w:pStyle w:val="Header"/>
@@ -4198,7 +4687,7 @@
 </file>
 
 <file path=word/header2.xml><?xml version="1.0" encoding="utf-8"?>
-<w:hdr xmlns:wpc="http://schemas.microsoft.com/office/word/2010/wordprocessingCanvas" xmlns:cx="http://schemas.microsoft.com/office/drawing/2014/chartex" xmlns:cx1="http://schemas.microsoft.com/office/drawing/2015/9/8/chartex" xmlns:cx2="http://schemas.microsoft.com/office/drawing/2015/10/21/chartex" xmlns:cx3="http://schemas.microsoft.com/office/drawing/2016/5/9/chartex" xmlns:cx4="http://schemas.microsoft.com/office/drawing/2016/5/10/chartex" xmlns:cx5="http://schemas.microsoft.com/office/drawing/2016/5/11/chartex" xmlns:cx6="http://schemas.microsoft.com/office/drawing/2016/5/12/chartex" xmlns:cx7="http://schemas.microsoft.com/office/drawing/2016/5/13/chartex" xmlns:cx8="http://schemas.microsoft.com/office/drawing/2016/5/14/chartex" xmlns:mc="http://schemas.openxmlformats.org/markup-compatibility/2006" xmlns:aink="http://schemas.microsoft.com/office/drawing/2016/ink" xmlns:am3d="http://schemas.microsoft.com/office/drawing/2017/model3d" xmlns:o="urn:schemas-microsoft-com:office:office" xmlns:r="http://schemas.openxmlformats.org/officeDocument/2006/relationships" xmlns:m="http://schemas.openxmlformats.org/officeDocument/2006/math" xmlns:v="urn:schemas-microsoft-com:vml" xmlns:wp14="http://schemas.microsoft.com/office/word/2010/wordprocessingDrawing" xmlns:wp="http://schemas.openxmlformats.org/drawingml/2006/wordprocessingDrawing" xmlns:w10="urn:schemas-microsoft-com:office:word" xmlns:w="http://schemas.openxmlformats.org/wordprocessingml/2006/main" xmlns:w14="http://schemas.microsoft.com/office/word/2010/wordml" xmlns:w15="http://schemas.microsoft.com/office/word/2012/wordml" xmlns:w16cid="http://schemas.microsoft.com/office/word/2016/wordml/cid" xmlns:w16se="http://schemas.microsoft.com/office/word/2015/wordml/symex" xmlns:wpg="http://schemas.microsoft.com/office/word/2010/wordprocessingGroup" xmlns:wpi="http://schemas.microsoft.com/office/word/2010/wordprocessingInk" xmlns:wne="http://schemas.microsoft.com/office/word/2006/wordml" xmlns:wps="http://schemas.microsoft.com/office/word/2010/wordprocessingShape" mc:Ignorable="w14 w15 w16se w16cid wp14">
+<w:hdr xmlns:wpc="http://schemas.microsoft.com/office/word/2010/wordprocessingCanvas" xmlns:cx="http://schemas.microsoft.com/office/drawing/2014/chartex" xmlns:cx1="http://schemas.microsoft.com/office/drawing/2015/9/8/chartex" xmlns:cx2="http://schemas.microsoft.com/office/drawing/2015/10/21/chartex" xmlns:cx3="http://schemas.microsoft.com/office/drawing/2016/5/9/chartex" xmlns:cx4="http://schemas.microsoft.com/office/drawing/2016/5/10/chartex" xmlns:cx5="http://schemas.microsoft.com/office/drawing/2016/5/11/chartex" xmlns:cx6="http://schemas.microsoft.com/office/drawing/2016/5/12/chartex" xmlns:cx7="http://schemas.microsoft.com/office/drawing/2016/5/13/chartex" xmlns:cx8="http://schemas.microsoft.com/office/drawing/2016/5/14/chartex" xmlns:mc="http://schemas.openxmlformats.org/markup-compatibility/2006" xmlns:aink="http://schemas.microsoft.com/office/drawing/2016/ink" xmlns:am3d="http://schemas.microsoft.com/office/drawing/2017/model3d" xmlns:o="urn:schemas-microsoft-com:office:office" xmlns:oel="http://schemas.microsoft.com/office/2019/extlst" xmlns:r="http://schemas.openxmlformats.org/officeDocument/2006/relationships" xmlns:m="http://schemas.openxmlformats.org/officeDocument/2006/math" xmlns:v="urn:schemas-microsoft-com:vml" xmlns:wp14="http://schemas.microsoft.com/office/word/2010/wordprocessingDrawing" xmlns:wp="http://schemas.openxmlformats.org/drawingml/2006/wordprocessingDrawing" xmlns:w10="urn:schemas-microsoft-com:office:word" xmlns:w="http://schemas.openxmlformats.org/wordprocessingml/2006/main" xmlns:w14="http://schemas.microsoft.com/office/word/2010/wordml" xmlns:w15="http://schemas.microsoft.com/office/word/2012/wordml" xmlns:w16cex="http://schemas.microsoft.com/office/word/2018/wordml/cex" xmlns:w16cid="http://schemas.microsoft.com/office/word/2016/wordml/cid" xmlns:w16="http://schemas.microsoft.com/office/word/2018/wordml" xmlns:w16du="http://schemas.microsoft.com/office/word/2023/wordml/word16du" xmlns:w16sdtdh="http://schemas.microsoft.com/office/word/2020/wordml/sdtdatahash" xmlns:w16sdtfl="http://schemas.microsoft.com/office/word/2024/wordml/sdtformatlock" xmlns:w16se="http://schemas.microsoft.com/office/word/2015/wordml/symex" xmlns:wpg="http://schemas.microsoft.com/office/word/2010/wordprocessingGroup" xmlns:wpi="http://schemas.microsoft.com/office/word/2010/wordprocessingInk" xmlns:wne="http://schemas.microsoft.com/office/word/2006/wordml" xmlns:wps="http://schemas.microsoft.com/office/word/2010/wordprocessingShape" mc:Ignorable="w14 w15 w16se w16cid w16 w16cex w16sdtdh w16sdtfl w16du wp14">
   <w:p>
     <w:pPr>
       <w:pStyle w:val="Header"/>
@@ -4279,7 +4768,7 @@
 </file>
 
 <file path=word/header3.xml><?xml version="1.0" encoding="utf-8"?>
-<w:hdr xmlns:wpc="http://schemas.microsoft.com/office/word/2010/wordprocessingCanvas" xmlns:cx="http://schemas.microsoft.com/office/drawing/2014/chartex" xmlns:cx1="http://schemas.microsoft.com/office/drawing/2015/9/8/chartex" xmlns:cx2="http://schemas.microsoft.com/office/drawing/2015/10/21/chartex" xmlns:cx3="http://schemas.microsoft.com/office/drawing/2016/5/9/chartex" xmlns:cx4="http://schemas.microsoft.com/office/drawing/2016/5/10/chartex" xmlns:cx5="http://schemas.microsoft.com/office/drawing/2016/5/11/chartex" xmlns:cx6="http://schemas.microsoft.com/office/drawing/2016/5/12/chartex" xmlns:cx7="http://schemas.microsoft.com/office/drawing/2016/5/13/chartex" xmlns:cx8="http://schemas.microsoft.com/office/drawing/2016/5/14/chartex" xmlns:mc="http://schemas.openxmlformats.org/markup-compatibility/2006" xmlns:aink="http://schemas.microsoft.com/office/drawing/2016/ink" xmlns:am3d="http://schemas.microsoft.com/office/drawing/2017/model3d" xmlns:o="urn:schemas-microsoft-com:office:office" xmlns:r="http://schemas.openxmlformats.org/officeDocument/2006/relationships" xmlns:m="http://schemas.openxmlformats.org/officeDocument/2006/math" xmlns:v="urn:schemas-microsoft-com:vml" xmlns:wp14="http://schemas.microsoft.com/office/word/2010/wordprocessingDrawing" xmlns:wp="http://schemas.openxmlformats.org/drawingml/2006/wordprocessingDrawing" xmlns:w10="urn:schemas-microsoft-com:office:word" xmlns:w="http://schemas.openxmlformats.org/wordprocessingml/2006/main" xmlns:w14="http://schemas.microsoft.com/office/word/2010/wordml" xmlns:w15="http://schemas.microsoft.com/office/word/2012/wordml" xmlns:w16cid="http://schemas.microsoft.com/office/word/2016/wordml/cid" xmlns:w16se="http://schemas.microsoft.com/office/word/2015/wordml/symex" xmlns:wpg="http://schemas.microsoft.com/office/word/2010/wordprocessingGroup" xmlns:wpi="http://schemas.microsoft.com/office/word/2010/wordprocessingInk" xmlns:wne="http://schemas.microsoft.com/office/word/2006/wordml" xmlns:wps="http://schemas.microsoft.com/office/word/2010/wordprocessingShape" mc:Ignorable="w14 w15 w16se w16cid wp14">
+<w:hdr xmlns:wpc="http://schemas.microsoft.com/office/word/2010/wordprocessingCanvas" xmlns:cx="http://schemas.microsoft.com/office/drawing/2014/chartex" xmlns:cx1="http://schemas.microsoft.com/office/drawing/2015/9/8/chartex" xmlns:cx2="http://schemas.microsoft.com/office/drawing/2015/10/21/chartex" xmlns:cx3="http://schemas.microsoft.com/office/drawing/2016/5/9/chartex" xmlns:cx4="http://schemas.microsoft.com/office/drawing/2016/5/10/chartex" xmlns:cx5="http://schemas.microsoft.com/office/drawing/2016/5/11/chartex" xmlns:cx6="http://schemas.microsoft.com/office/drawing/2016/5/12/chartex" xmlns:cx7="http://schemas.microsoft.com/office/drawing/2016/5/13/chartex" xmlns:cx8="http://schemas.microsoft.com/office/drawing/2016/5/14/chartex" xmlns:mc="http://schemas.openxmlformats.org/markup-compatibility/2006" xmlns:aink="http://schemas.microsoft.com/office/drawing/2016/ink" xmlns:am3d="http://schemas.microsoft.com/office/drawing/2017/model3d" xmlns:o="urn:schemas-microsoft-com:office:office" xmlns:oel="http://schemas.microsoft.com/office/2019/extlst" xmlns:r="http://schemas.openxmlformats.org/officeDocument/2006/relationships" xmlns:m="http://schemas.openxmlformats.org/officeDocument/2006/math" xmlns:v="urn:schemas-microsoft-com:vml" xmlns:wp14="http://schemas.microsoft.com/office/word/2010/wordprocessingDrawing" xmlns:wp="http://schemas.openxmlformats.org/drawingml/2006/wordprocessingDrawing" xmlns:w10="urn:schemas-microsoft-com:office:word" xmlns:w="http://schemas.openxmlformats.org/wordprocessingml/2006/main" xmlns:w14="http://schemas.microsoft.com/office/word/2010/wordml" xmlns:w15="http://schemas.microsoft.com/office/word/2012/wordml" xmlns:w16cex="http://schemas.microsoft.com/office/word/2018/wordml/cex" xmlns:w16cid="http://schemas.microsoft.com/office/word/2016/wordml/cid" xmlns:w16="http://schemas.microsoft.com/office/word/2018/wordml" xmlns:w16du="http://schemas.microsoft.com/office/word/2023/wordml/word16du" xmlns:w16sdtdh="http://schemas.microsoft.com/office/word/2020/wordml/sdtdatahash" xmlns:w16sdtfl="http://schemas.microsoft.com/office/word/2024/wordml/sdtformatlock" xmlns:w16se="http://schemas.microsoft.com/office/word/2015/wordml/symex" xmlns:wpg="http://schemas.microsoft.com/office/word/2010/wordprocessingGroup" xmlns:wpi="http://schemas.microsoft.com/office/word/2010/wordprocessingInk" xmlns:wne="http://schemas.microsoft.com/office/word/2006/wordml" xmlns:wps="http://schemas.microsoft.com/office/word/2010/wordprocessingShape" mc:Ignorable="w14 w15 w16se w16cid w16 w16cex w16sdtdh w16sdtfl w16du wp14">
   <w:p>
     <w:pPr>
       <w:pStyle w:val="Header"/>
@@ -4289,7 +4778,7 @@
 </file>
 
 <file path=word/numbering.xml><?xml version="1.0" encoding="utf-8"?>
-<w:numbering xmlns:wpc="http://schemas.microsoft.com/office/word/2010/wordprocessingCanvas" xmlns:cx="http://schemas.microsoft.com/office/drawing/2014/chartex" xmlns:cx1="http://schemas.microsoft.com/office/drawing/2015/9/8/chartex" xmlns:cx2="http://schemas.microsoft.com/office/drawing/2015/10/21/chartex" xmlns:cx3="http://schemas.microsoft.com/office/drawing/2016/5/9/chartex" xmlns:cx4="http://schemas.microsoft.com/office/drawing/2016/5/10/chartex" xmlns:cx5="http://schemas.microsoft.com/office/drawing/2016/5/11/chartex" xmlns:cx6="http://schemas.microsoft.com/office/drawing/2016/5/12/chartex" xmlns:cx7="http://schemas.microsoft.com/office/drawing/2016/5/13/chartex" xmlns:cx8="http://schemas.microsoft.com/office/drawing/2016/5/14/chartex" xmlns:mc="http://schemas.openxmlformats.org/markup-compatibility/2006" xmlns:aink="http://schemas.microsoft.com/office/drawing/2016/ink" xmlns:am3d="http://schemas.microsoft.com/office/drawing/2017/model3d" xmlns:o="urn:schemas-microsoft-com:office:office" xmlns:r="http://schemas.openxmlformats.org/officeDocument/2006/relationships" xmlns:m="http://schemas.openxmlformats.org/officeDocument/2006/math" xmlns:v="urn:schemas-microsoft-com:vml" xmlns:wp14="http://schemas.microsoft.com/office/word/2010/wordprocessingDrawing" xmlns:wp="http://schemas.openxmlformats.org/drawingml/2006/wordprocessingDrawing" xmlns:w10="urn:schemas-microsoft-com:office:word" xmlns:w="http://schemas.openxmlformats.org/wordprocessingml/2006/main" xmlns:w14="http://schemas.microsoft.com/office/word/2010/wordml" xmlns:w15="http://schemas.microsoft.com/office/word/2012/wordml" xmlns:w16cid="http://schemas.microsoft.com/office/word/2016/wordml/cid" xmlns:w16se="http://schemas.microsoft.com/office/word/2015/wordml/symex" xmlns:wpg="http://schemas.microsoft.com/office/word/2010/wordprocessingGroup" xmlns:wpi="http://schemas.microsoft.com/office/word/2010/wordprocessingInk" xmlns:wne="http://schemas.microsoft.com/office/word/2006/wordml" xmlns:wps="http://schemas.microsoft.com/office/word/2010/wordprocessingShape" mc:Ignorable="w14 w15 w16se w16cid wp14">
+<w:numbering xmlns:wpc="http://schemas.microsoft.com/office/word/2010/wordprocessingCanvas" xmlns:cx="http://schemas.microsoft.com/office/drawing/2014/chartex" xmlns:cx1="http://schemas.microsoft.com/office/drawing/2015/9/8/chartex" xmlns:cx2="http://schemas.microsoft.com/office/drawing/2015/10/21/chartex" xmlns:cx3="http://schemas.microsoft.com/office/drawing/2016/5/9/chartex" xmlns:cx4="http://schemas.microsoft.com/office/drawing/2016/5/10/chartex" xmlns:cx5="http://schemas.microsoft.com/office/drawing/2016/5/11/chartex" xmlns:cx6="http://schemas.microsoft.com/office/drawing/2016/5/12/chartex" xmlns:cx7="http://schemas.microsoft.com/office/drawing/2016/5/13/chartex" xmlns:cx8="http://schemas.microsoft.com/office/drawing/2016/5/14/chartex" xmlns:mc="http://schemas.openxmlformats.org/markup-compatibility/2006" xmlns:aink="http://schemas.microsoft.com/office/drawing/2016/ink" xmlns:am3d="http://schemas.microsoft.com/office/drawing/2017/model3d" xmlns:o="urn:schemas-microsoft-com:office:office" xmlns:oel="http://schemas.microsoft.com/office/2019/extlst" xmlns:r="http://schemas.openxmlformats.org/officeDocument/2006/relationships" xmlns:m="http://schemas.openxmlformats.org/officeDocument/2006/math" xmlns:v="urn:schemas-microsoft-com:vml" xmlns:wp14="http://schemas.microsoft.com/office/word/2010/wordprocessingDrawing" xmlns:wp="http://schemas.openxmlformats.org/drawingml/2006/wordprocessingDrawing" xmlns:w10="urn:schemas-microsoft-com:office:word" xmlns:w="http://schemas.openxmlformats.org/wordprocessingml/2006/main" xmlns:w14="http://schemas.microsoft.com/office/word/2010/wordml" xmlns:w15="http://schemas.microsoft.com/office/word/2012/wordml" xmlns:w16cex="http://schemas.microsoft.com/office/word/2018/wordml/cex" xmlns:w16cid="http://schemas.microsoft.com/office/word/2016/wordml/cid" xmlns:w16="http://schemas.microsoft.com/office/word/2018/wordml" xmlns:w16du="http://schemas.microsoft.com/office/word/2023/wordml/word16du" xmlns:w16sdtdh="http://schemas.microsoft.com/office/word/2020/wordml/sdtdatahash" xmlns:w16sdtfl="http://schemas.microsoft.com/office/word/2024/wordml/sdtformatlock" xmlns:w16se="http://schemas.microsoft.com/office/word/2015/wordml/symex" xmlns:wpg="http://schemas.microsoft.com/office/word/2010/wordprocessingGroup" xmlns:wpi="http://schemas.microsoft.com/office/word/2010/wordprocessingInk" xmlns:wne="http://schemas.microsoft.com/office/word/2006/wordml" xmlns:wps="http://schemas.microsoft.com/office/word/2010/wordprocessingShape" mc:Ignorable="w14 w15 w16se w16cid w16 w16cex w16sdtdh w16sdtfl w16du wp14">
   <w:abstractNum w:abstractNumId="0" w15:restartNumberingAfterBreak="0">
     <w:nsid w:val="01A42758"/>
     <w:multiLevelType w:val="hybridMultilevel"/>
@@ -7233,101 +7722,101 @@
       </w:pPr>
     </w:lvl>
   </w:abstractNum>
-  <w:num w:numId="1">
+  <w:num w:numId="1" w16cid:durableId="1547332938">
     <w:abstractNumId w:val="3"/>
   </w:num>
-  <w:num w:numId="2">
+  <w:num w:numId="2" w16cid:durableId="798425946">
     <w:abstractNumId w:val="18"/>
   </w:num>
-  <w:num w:numId="3">
+  <w:num w:numId="3" w16cid:durableId="1453741031">
     <w:abstractNumId w:val="27"/>
   </w:num>
-  <w:num w:numId="4">
+  <w:num w:numId="4" w16cid:durableId="928778746">
     <w:abstractNumId w:val="27"/>
     <w:lvlOverride w:ilvl="0">
       <w:startOverride w:val="1"/>
     </w:lvlOverride>
   </w:num>
-  <w:num w:numId="5">
+  <w:num w:numId="5" w16cid:durableId="858930733">
     <w:abstractNumId w:val="15"/>
   </w:num>
-  <w:num w:numId="6">
+  <w:num w:numId="6" w16cid:durableId="263342457">
     <w:abstractNumId w:val="2"/>
   </w:num>
-  <w:num w:numId="7">
+  <w:num w:numId="7" w16cid:durableId="2044943827">
     <w:abstractNumId w:val="20"/>
   </w:num>
-  <w:num w:numId="8">
+  <w:num w:numId="8" w16cid:durableId="672727334">
     <w:abstractNumId w:val="1"/>
   </w:num>
-  <w:num w:numId="9">
+  <w:num w:numId="9" w16cid:durableId="231893675">
     <w:abstractNumId w:val="14"/>
   </w:num>
-  <w:num w:numId="10">
+  <w:num w:numId="10" w16cid:durableId="1861353542">
     <w:abstractNumId w:val="24"/>
   </w:num>
-  <w:num w:numId="11">
+  <w:num w:numId="11" w16cid:durableId="1223180658">
     <w:abstractNumId w:val="16"/>
   </w:num>
-  <w:num w:numId="12">
+  <w:num w:numId="12" w16cid:durableId="445270925">
     <w:abstractNumId w:val="25"/>
   </w:num>
-  <w:num w:numId="13">
+  <w:num w:numId="13" w16cid:durableId="1760714661">
     <w:abstractNumId w:val="17"/>
   </w:num>
-  <w:num w:numId="14">
+  <w:num w:numId="14" w16cid:durableId="1947931339">
     <w:abstractNumId w:val="23"/>
   </w:num>
-  <w:num w:numId="15">
+  <w:num w:numId="15" w16cid:durableId="1239513435">
     <w:abstractNumId w:val="22"/>
   </w:num>
-  <w:num w:numId="16">
+  <w:num w:numId="16" w16cid:durableId="1676957750">
     <w:abstractNumId w:val="12"/>
   </w:num>
-  <w:num w:numId="17">
+  <w:num w:numId="17" w16cid:durableId="49115660">
     <w:abstractNumId w:val="4"/>
   </w:num>
-  <w:num w:numId="18">
+  <w:num w:numId="18" w16cid:durableId="1166170922">
     <w:abstractNumId w:val="10"/>
   </w:num>
-  <w:num w:numId="19">
+  <w:num w:numId="19" w16cid:durableId="1245993514">
     <w:abstractNumId w:val="0"/>
   </w:num>
-  <w:num w:numId="20">
+  <w:num w:numId="20" w16cid:durableId="790629003">
     <w:abstractNumId w:val="9"/>
   </w:num>
-  <w:num w:numId="21">
+  <w:num w:numId="21" w16cid:durableId="1684432453">
     <w:abstractNumId w:val="8"/>
   </w:num>
-  <w:num w:numId="22">
+  <w:num w:numId="22" w16cid:durableId="224685289">
     <w:abstractNumId w:val="13"/>
   </w:num>
-  <w:num w:numId="23">
+  <w:num w:numId="23" w16cid:durableId="1344282545">
     <w:abstractNumId w:val="19"/>
   </w:num>
-  <w:num w:numId="24">
+  <w:num w:numId="24" w16cid:durableId="1697272704">
     <w:abstractNumId w:val="21"/>
   </w:num>
-  <w:num w:numId="25">
+  <w:num w:numId="25" w16cid:durableId="419758812">
     <w:abstractNumId w:val="26"/>
   </w:num>
-  <w:num w:numId="26">
+  <w:num w:numId="26" w16cid:durableId="352194673">
     <w:abstractNumId w:val="7"/>
   </w:num>
-  <w:num w:numId="27">
+  <w:num w:numId="27" w16cid:durableId="333579467">
     <w:abstractNumId w:val="6"/>
   </w:num>
-  <w:num w:numId="28">
+  <w:num w:numId="28" w16cid:durableId="1855729598">
     <w:abstractNumId w:val="11"/>
   </w:num>
-  <w:num w:numId="29">
+  <w:num w:numId="29" w16cid:durableId="1497921879">
     <w:abstractNumId w:val="5"/>
   </w:num>
 </w:numbering>
 </file>
 
 <file path=word/styles.xml><?xml version="1.0" encoding="utf-8"?>
-<w:styles xmlns:mc="http://schemas.openxmlformats.org/markup-compatibility/2006" xmlns:r="http://schemas.openxmlformats.org/officeDocument/2006/relationships" xmlns:w="http://schemas.openxmlformats.org/wordprocessingml/2006/main" xmlns:w14="http://schemas.microsoft.com/office/word/2010/wordml" xmlns:w15="http://schemas.microsoft.com/office/word/2012/wordml" xmlns:w16cid="http://schemas.microsoft.com/office/word/2016/wordml/cid" xmlns:w16se="http://schemas.microsoft.com/office/word/2015/wordml/symex" mc:Ignorable="w14 w15 w16se w16cid">
+<w:styles xmlns:mc="http://schemas.openxmlformats.org/markup-compatibility/2006" xmlns:r="http://schemas.openxmlformats.org/officeDocument/2006/relationships" xmlns:w="http://schemas.openxmlformats.org/wordprocessingml/2006/main" xmlns:w14="http://schemas.microsoft.com/office/word/2010/wordml" xmlns:w15="http://schemas.microsoft.com/office/word/2012/wordml" xmlns:w16cex="http://schemas.microsoft.com/office/word/2018/wordml/cex" xmlns:w16cid="http://schemas.microsoft.com/office/word/2016/wordml/cid" xmlns:w16="http://schemas.microsoft.com/office/word/2018/wordml" xmlns:w16du="http://schemas.microsoft.com/office/word/2023/wordml/word16du" xmlns:w16sdtdh="http://schemas.microsoft.com/office/word/2020/wordml/sdtdatahash" xmlns:w16sdtfl="http://schemas.microsoft.com/office/word/2024/wordml/sdtformatlock" xmlns:w16se="http://schemas.microsoft.com/office/word/2015/wordml/symex" mc:Ignorable="w14 w15 w16se w16cid w16 w16cex w16sdtdh w16sdtfl w16du">
   <w:docDefaults>
     <w:rPrDefault>
       <w:rPr>
@@ -7449,6 +7938,7 @@
     <w:lsdException w:name="HTML Sample" w:semiHidden="1" w:unhideWhenUsed="1"/>
     <w:lsdException w:name="HTML Typewriter" w:semiHidden="1" w:unhideWhenUsed="1"/>
     <w:lsdException w:name="HTML Variable" w:semiHidden="1" w:unhideWhenUsed="1"/>
+    <w:lsdException w:name="Normal Table" w:semiHidden="1" w:unhideWhenUsed="1"/>
     <w:lsdException w:name="annotation subject" w:semiHidden="1" w:unhideWhenUsed="1"/>
     <w:lsdException w:name="No List" w:semiHidden="1" w:unhideWhenUsed="1"/>
     <w:lsdException w:name="Outline List 1" w:semiHidden="1" w:unhideWhenUsed="1"/>
@@ -7495,8 +7985,10 @@
     <w:lsdException w:name="Table Subtle 2" w:semiHidden="1" w:unhideWhenUsed="1"/>
     <w:lsdException w:name="Table Web 1" w:semiHidden="1" w:unhideWhenUsed="1"/>
     <w:lsdException w:name="Table Web 2" w:semiHidden="1" w:unhideWhenUsed="1"/>
+    <w:lsdException w:name="Table Web 3" w:semiHidden="1" w:unhideWhenUsed="1"/>
     <w:lsdException w:name="Balloon Text" w:semiHidden="1" w:unhideWhenUsed="1"/>
     <w:lsdException w:name="Table Grid" w:uiPriority="39"/>
+    <w:lsdException w:name="Table Theme" w:semiHidden="1" w:unhideWhenUsed="1"/>
     <w:lsdException w:name="Placeholder Text" w:semiHidden="1"/>
     <w:lsdException w:name="No Spacing" w:uiPriority="1" w:qFormat="1"/>
     <w:lsdException w:name="Light Shading" w:uiPriority="60"/>
@@ -8589,6 +9081,21 @@
       <w:szCs w:val="20"/>
     </w:rPr>
   </w:style>
+  <w:style w:type="paragraph" w:styleId="Revision">
+    <w:name w:val="Revision"/>
+    <w:hidden/>
+    <w:uiPriority w:val="99"/>
+    <w:semiHidden/>
+    <w:rsid w:val="000970A1"/>
+    <w:pPr>
+      <w:spacing w:after="0" w:line="240" w:lineRule="auto"/>
+    </w:pPr>
+    <w:rPr>
+      <w:rFonts w:ascii="Calibri" w:hAnsi="Calibri"/>
+      <w:color w:val="333E48"/>
+      <w:lang w:val="en-US"/>
+    </w:rPr>
+  </w:style>
 </w:styles>
 </file>
 
